--- a/backend/documents/letter_templates/eligibility_single.docx
+++ b/backend/documents/letter_templates/eligibility_single.docx
@@ -1,6 +1,6 @@
 
 <file path=word/document.xml><?xml version="1.0" encoding="utf-8"?>
-<w:document xmlns:mc="http://schemas.openxmlformats.org/markup-compatibility/2006" xmlns:o="urn:schemas-microsoft-com:office:office" xmlns:r="http://schemas.openxmlformats.org/officeDocument/2006/relationships" xmlns:m="http://schemas.openxmlformats.org/officeDocument/2006/math" xmlns:v="urn:schemas-microsoft-com:vml" xmlns:wp="http://schemas.openxmlformats.org/drawingml/2006/wordprocessingDrawing" xmlns:w10="urn:schemas-microsoft-com:office:word" xmlns:w="http://schemas.openxmlformats.org/wordprocessingml/2006/main" xmlns:wne="http://schemas.microsoft.com/office/word/2006/wordml" xmlns:sl="http://schemas.openxmlformats.org/schemaLibrary/2006/main" xmlns:a="http://schemas.openxmlformats.org/drawingml/2006/main" xmlns:pic="http://schemas.openxmlformats.org/drawingml/2006/picture" xmlns:c="http://schemas.openxmlformats.org/drawingml/2006/chart" xmlns:lc="http://schemas.openxmlformats.org/drawingml/2006/lockedCanvas" xmlns:dgm="http://schemas.openxmlformats.org/drawingml/2006/diagram" xmlns:wps="http://schemas.microsoft.com/office/word/2010/wordprocessingShape" xmlns:wpg="http://schemas.microsoft.com/office/word/2010/wordprocessingGroup" xmlns:w14="http://schemas.microsoft.com/office/word/2010/wordml" xmlns:w15="http://schemas.microsoft.com/office/word/2012/wordml" xmlns:w16="http://schemas.microsoft.com/office/word/2018/wordml" xmlns:w16cex="http://schemas.microsoft.com/office/word/2018/wordml/cex" xmlns:w16cid="http://schemas.microsoft.com/office/word/2016/wordml/cid" xmlns="http://schemas.microsoft.com/office/tasks/2019/documenttasks" xmlns:cr="http://schemas.microsoft.com/office/comments/2020/reactions">
+<w:document xmlns:a="http://schemas.openxmlformats.org/drawingml/2006/main" xmlns:mc="http://schemas.openxmlformats.org/markup-compatibility/2006" xmlns:ns3="urn:schemas-microsoft-com:office:office" xmlns:pic="http://schemas.openxmlformats.org/drawingml/2006/picture" xmlns:r="http://schemas.openxmlformats.org/officeDocument/2006/relationships" xmlns:v="urn:schemas-microsoft-com:vml" xmlns:w="http://schemas.openxmlformats.org/wordprocessingml/2006/main" xmlns:w14="http://schemas.microsoft.com/office/word/2010/wordml" xmlns:wp="http://schemas.openxmlformats.org/drawingml/2006/wordprocessingDrawing" xmlns:wps="http://schemas.microsoft.com/office/word/2010/wordprocessingShape">
   <w:body>
     <w:p>
       <w:pPr>
@@ -8,12 +8,12 @@
         <w:ind w:left="0" w:right="0" w:firstLine="0"/>
         <w:jc w:val="both"/>
         <w:rPr>
-          <w:rFonts w:ascii="Noto Naskh Arabic" w:cs="Noto Naskh Arabic" w:eastAsia="Noto Naskh Arabic" w:hAnsi="Noto Naskh Arabic"/>
+          <w:rFonts w:ascii="Noto Serif" w:cs="Noto Naskh Arabic" w:eastAsia="Noto Naskh Arabic" w:hAnsi="Noto Serif"/>
         </w:rPr>
       </w:pPr>
       <w:r>
         <w:pict>
-          <v:rect style="width:0.0pt;height:1.5pt" o:hr="t" o:hrstd="t" o:hralign="center" fillcolor="#A0A0A0" stroked="f"/>
+          <v:rect style="width:0.0pt;height:1.5pt" ns3:hr="t" ns3:hrstd="t" ns3:hralign="center" fillcolor="#A0A0A0" stroked="f"/>
         </w:pict>
       </w:r>
       <w:r>
@@ -28,7 +28,7 @@
         <w:ind w:left="0" w:right="0" w:firstLine="0"/>
         <w:jc w:val="center"/>
         <w:rPr>
-          <w:rFonts w:ascii="Noto Naskh Arabic" w:cs="Noto Naskh Arabic" w:eastAsia="Noto Naskh Arabic" w:hAnsi="Noto Naskh Arabic"/>
+          <w:rFonts w:ascii="Noto Serif" w:cs="Noto Naskh Arabic" w:eastAsia="Noto Naskh Arabic" w:hAnsi="Noto Serif"/>
           <w:b w:val="0"/>
           <w:bCs w:val="0"/>
           <w:sz w:val="28"/>
@@ -38,7 +38,7 @@
       </w:pPr>
       <w:r>
         <w:rPr>
-          <w:rFonts w:ascii="Noto Naskh Arabic" w:cs="Noto Naskh Arabic" w:eastAsia="Noto Naskh Arabic" w:hAnsi="Noto Naskh Arabic"/>
+          <w:rFonts w:ascii="Noto Serif" w:cs="Noto Naskh Arabic" w:eastAsia="Noto Naskh Arabic" w:hAnsi="Noto Serif"/>
           <w:b w:val="1"/>
           <w:bCs w:val="1"/>
           <w:sz w:val="28"/>
@@ -50,7 +50,7 @@
       </w:r>
       <w:r>
         <w:rPr>
-          <w:rFonts w:ascii="Noto Naskh Arabic" w:cs="Noto Naskh Arabic" w:eastAsia="Noto Naskh Arabic" w:hAnsi="Noto Naskh Arabic"/>
+          <w:rFonts w:ascii="Noto Serif" w:cs="Noto Naskh Arabic" w:eastAsia="Noto Naskh Arabic" w:hAnsi="Noto Serif"/>
           <w:b w:val="1"/>
           <w:bCs w:val="1"/>
           <w:sz w:val="28"/>
@@ -62,7 +62,7 @@
       </w:r>
       <w:r>
         <w:rPr>
-          <w:rFonts w:ascii="Noto Naskh Arabic" w:cs="Noto Naskh Arabic" w:eastAsia="Noto Naskh Arabic" w:hAnsi="Noto Naskh Arabic"/>
+          <w:rFonts w:ascii="Noto Serif" w:cs="Noto Naskh Arabic" w:eastAsia="Noto Naskh Arabic" w:hAnsi="Noto Serif"/>
           <w:b w:val="1"/>
           <w:bCs w:val="1"/>
           <w:sz w:val="28"/>
@@ -74,7 +74,7 @@
       </w:r>
       <w:r>
         <w:rPr>
-          <w:rFonts w:ascii="Noto Naskh Arabic" w:cs="Noto Naskh Arabic" w:eastAsia="Noto Naskh Arabic" w:hAnsi="Noto Naskh Arabic"/>
+          <w:rFonts w:ascii="Noto Serif" w:cs="Noto Naskh Arabic" w:eastAsia="Noto Naskh Arabic" w:hAnsi="Noto Serif"/>
           <w:b w:val="1"/>
           <w:bCs w:val="1"/>
           <w:sz w:val="28"/>
@@ -86,7 +86,7 @@
       </w:r>
       <w:r>
         <w:rPr>
-          <w:rFonts w:ascii="Noto Naskh Arabic" w:cs="Noto Naskh Arabic" w:eastAsia="Noto Naskh Arabic" w:hAnsi="Noto Naskh Arabic"/>
+          <w:rFonts w:ascii="Noto Serif" w:cs="Noto Naskh Arabic" w:eastAsia="Noto Naskh Arabic" w:hAnsi="Noto Serif"/>
           <w:b w:val="1"/>
           <w:bCs w:val="1"/>
           <w:sz w:val="28"/>
@@ -98,7 +98,7 @@
       </w:r>
       <w:r>
         <w:rPr>
-          <w:rFonts w:ascii="Noto Naskh Arabic" w:cs="Noto Naskh Arabic" w:eastAsia="Noto Naskh Arabic" w:hAnsi="Noto Naskh Arabic"/>
+          <w:rFonts w:ascii="Noto Serif" w:cs="Noto Naskh Arabic" w:eastAsia="Noto Naskh Arabic" w:hAnsi="Noto Serif"/>
           <w:b w:val="1"/>
           <w:bCs w:val="1"/>
           <w:sz w:val="28"/>
@@ -110,7 +110,7 @@
       </w:r>
       <w:r>
         <w:rPr>
-          <w:rFonts w:ascii="Noto Naskh Arabic" w:cs="Noto Naskh Arabic" w:eastAsia="Noto Naskh Arabic" w:hAnsi="Noto Naskh Arabic"/>
+          <w:rFonts w:ascii="Noto Serif" w:cs="Noto Naskh Arabic" w:eastAsia="Noto Naskh Arabic" w:hAnsi="Noto Serif"/>
           <w:b w:val="1"/>
           <w:bCs w:val="1"/>
           <w:sz w:val="28"/>
@@ -122,7 +122,7 @@
       </w:r>
       <w:r>
         <w:rPr>
-          <w:rFonts w:ascii="Noto Naskh Arabic" w:cs="Noto Naskh Arabic" w:eastAsia="Noto Naskh Arabic" w:hAnsi="Noto Naskh Arabic"/>
+          <w:rFonts w:ascii="Noto Serif" w:cs="Noto Naskh Arabic" w:eastAsia="Noto Naskh Arabic" w:hAnsi="Noto Serif"/>
           <w:b w:val="1"/>
           <w:bCs w:val="1"/>
           <w:sz w:val="28"/>
@@ -134,7 +134,7 @@
       </w:r>
       <w:r>
         <w:rPr>
-          <w:rFonts w:ascii="Noto Naskh Arabic" w:cs="Noto Naskh Arabic" w:eastAsia="Noto Naskh Arabic" w:hAnsi="Noto Naskh Arabic"/>
+          <w:rFonts w:ascii="Noto Serif" w:cs="Noto Naskh Arabic" w:eastAsia="Noto Naskh Arabic" w:hAnsi="Noto Serif"/>
           <w:b w:val="1"/>
           <w:bCs w:val="1"/>
           <w:sz w:val="28"/>
@@ -156,7 +156,7 @@
         <w:ind w:left="0" w:right="0" w:firstLine="0"/>
         <w:jc w:val="center"/>
         <w:rPr>
-          <w:rFonts w:ascii="Noto Naskh Arabic" w:cs="Noto Naskh Arabic" w:eastAsia="Noto Naskh Arabic" w:hAnsi="Noto Naskh Arabic"/>
+          <w:rFonts w:ascii="Noto Serif" w:cs="Noto Naskh Arabic" w:eastAsia="Noto Naskh Arabic" w:hAnsi="Noto Serif"/>
           <w:b w:val="0"/>
           <w:bCs w:val="0"/>
           <w:vertAlign w:val="baseline"/>
@@ -164,7 +164,7 @@
       </w:pPr>
       <w:r>
         <w:rPr>
-          <w:rFonts w:ascii="Noto Naskh Arabic" w:cs="Noto Naskh Arabic" w:eastAsia="Noto Naskh Arabic" w:hAnsi="Noto Naskh Arabic"/>
+          <w:rFonts w:ascii="Noto Serif" w:cs="Noto Naskh Arabic" w:eastAsia="Noto Naskh Arabic" w:hAnsi="Noto Serif"/>
           <w:b w:val="1"/>
           <w:bCs w:val="1"/>
           <w:vertAlign w:val="baseline"/>
@@ -174,7 +174,7 @@
       </w:r>
       <w:r>
         <w:rPr>
-          <w:rFonts w:ascii="Noto Naskh Arabic" w:cs="Noto Naskh Arabic" w:eastAsia="Noto Naskh Arabic" w:hAnsi="Noto Naskh Arabic"/>
+          <w:rFonts w:ascii="Noto Serif" w:cs="Noto Naskh Arabic" w:eastAsia="Noto Naskh Arabic" w:hAnsi="Noto Serif"/>
           <w:b w:val="1"/>
           <w:bCs w:val="1"/>
           <w:vertAlign w:val="baseline"/>
@@ -184,7 +184,7 @@
       </w:r>
       <w:r>
         <w:rPr>
-          <w:rFonts w:ascii="Noto Naskh Arabic" w:cs="Noto Naskh Arabic" w:eastAsia="Noto Naskh Arabic" w:hAnsi="Noto Naskh Arabic"/>
+          <w:rFonts w:ascii="Noto Serif" w:cs="Noto Naskh Arabic" w:eastAsia="Noto Naskh Arabic" w:hAnsi="Noto Serif"/>
           <w:b w:val="1"/>
           <w:bCs w:val="1"/>
           <w:vertAlign w:val="baseline"/>
@@ -194,7 +194,7 @@
       </w:r>
       <w:r>
         <w:rPr>
-          <w:rFonts w:ascii="Noto Naskh Arabic" w:cs="Noto Naskh Arabic" w:eastAsia="Noto Naskh Arabic" w:hAnsi="Noto Naskh Arabic"/>
+          <w:rFonts w:ascii="Noto Serif" w:cs="Noto Naskh Arabic" w:eastAsia="Noto Naskh Arabic" w:hAnsi="Noto Serif"/>
           <w:b w:val="1"/>
           <w:bCs w:val="1"/>
           <w:vertAlign w:val="baseline"/>
@@ -204,7 +204,7 @@
       </w:r>
       <w:r>
         <w:rPr>
-          <w:rFonts w:ascii="Noto Naskh Arabic" w:cs="Noto Naskh Arabic" w:eastAsia="Noto Naskh Arabic" w:hAnsi="Noto Naskh Arabic"/>
+          <w:rFonts w:ascii="Noto Serif" w:cs="Noto Naskh Arabic" w:eastAsia="Noto Naskh Arabic" w:hAnsi="Noto Serif"/>
           <w:b w:val="1"/>
           <w:bCs w:val="1"/>
           <w:vertAlign w:val="baseline"/>
@@ -224,13 +224,13 @@
         <w:ind w:left="0" w:right="0" w:firstLine="0"/>
         <w:jc w:val="left"/>
         <w:rPr>
-          <w:rFonts w:ascii="Noto Naskh Arabic" w:cs="Noto Naskh Arabic" w:eastAsia="Noto Naskh Arabic" w:hAnsi="Noto Naskh Arabic"/>
+          <w:rFonts w:ascii="Noto Serif" w:cs="Noto Naskh Arabic" w:eastAsia="Noto Naskh Arabic" w:hAnsi="Noto Serif"/>
           <w:vertAlign w:val="baseline"/>
         </w:rPr>
       </w:pPr>
       <w:r>
         <w:rPr>
-          <w:rFonts w:ascii="Noto Naskh Arabic" w:cs="Noto Naskh Arabic" w:eastAsia="Noto Naskh Arabic" w:hAnsi="Noto Naskh Arabic"/>
+          <w:rFonts w:ascii="Noto Serif" w:cs="Noto Naskh Arabic" w:eastAsia="Noto Naskh Arabic" w:hAnsi="Noto Serif"/>
           <w:vertAlign w:val="baseline"/>
           <w:rtl w:val="1"/>
         </w:rPr>
@@ -238,7 +238,7 @@
       </w:r>
       <w:r>
         <w:rPr>
-          <w:rFonts w:ascii="Noto Naskh Arabic" w:cs="Noto Naskh Arabic" w:eastAsia="Noto Naskh Arabic" w:hAnsi="Noto Naskh Arabic"/>
+          <w:rFonts w:ascii="Noto Serif" w:cs="Noto Naskh Arabic" w:eastAsia="Noto Naskh Arabic" w:hAnsi="Noto Serif"/>
           <w:vertAlign w:val="baseline"/>
           <w:rtl w:val="1"/>
         </w:rPr>
@@ -246,7 +246,7 @@
       </w:r>
       <w:r>
         <w:rPr>
-          <w:rFonts w:ascii="Noto Naskh Arabic" w:cs="Noto Naskh Arabic" w:eastAsia="Noto Naskh Arabic" w:hAnsi="Noto Naskh Arabic"/>
+          <w:rFonts w:ascii="Noto Serif" w:cs="Noto Naskh Arabic" w:eastAsia="Noto Naskh Arabic" w:hAnsi="Noto Serif"/>
           <w:vertAlign w:val="baseline"/>
           <w:rtl w:val="1"/>
         </w:rPr>
@@ -254,7 +254,7 @@
       </w:r>
       <w:r>
         <w:rPr>
-          <w:rFonts w:ascii="Noto Naskh Arabic" w:cs="Noto Naskh Arabic" w:eastAsia="Noto Naskh Arabic" w:hAnsi="Noto Naskh Arabic"/>
+          <w:rFonts w:ascii="Noto Serif" w:cs="Noto Naskh Arabic" w:eastAsia="Noto Naskh Arabic" w:hAnsi="Noto Serif"/>
           <w:vertAlign w:val="baseline"/>
           <w:rtl w:val="1"/>
         </w:rPr>
@@ -262,7 +262,7 @@
       </w:r>
       <w:r>
         <w:rPr>
-          <w:rFonts w:ascii="Noto Naskh Arabic" w:cs="Noto Naskh Arabic" w:eastAsia="Noto Naskh Arabic" w:hAnsi="Noto Naskh Arabic"/>
+          <w:rFonts w:ascii="Noto Serif" w:cs="Noto Naskh Arabic" w:eastAsia="Noto Naskh Arabic" w:hAnsi="Noto Serif"/>
           <w:vertAlign w:val="baseline"/>
           <w:rtl w:val="1"/>
         </w:rPr>
@@ -270,7 +270,7 @@
       </w:r>
       <w:r>
         <w:rPr>
-          <w:rFonts w:ascii="Noto Naskh Arabic" w:cs="Noto Naskh Arabic" w:eastAsia="Noto Naskh Arabic" w:hAnsi="Noto Naskh Arabic"/>
+          <w:rFonts w:ascii="Noto Serif" w:cs="Noto Naskh Arabic" w:eastAsia="Noto Naskh Arabic" w:hAnsi="Noto Serif"/>
           <w:vertAlign w:val="baseline"/>
           <w:rtl w:val="1"/>
         </w:rPr>
@@ -278,7 +278,7 @@
       </w:r>
       <w:r>
         <w:rPr>
-          <w:rFonts w:ascii="Noto Naskh Arabic" w:cs="Noto Naskh Arabic" w:eastAsia="Noto Naskh Arabic" w:hAnsi="Noto Naskh Arabic"/>
+          <w:rFonts w:ascii="Noto Serif" w:cs="Noto Naskh Arabic" w:eastAsia="Noto Naskh Arabic" w:hAnsi="Noto Serif"/>
           <w:vertAlign w:val="baseline"/>
           <w:rtl w:val="1"/>
         </w:rPr>
@@ -286,7 +286,7 @@
       </w:r>
       <w:r>
         <w:rPr>
-          <w:rFonts w:ascii="Noto Naskh Arabic" w:cs="Noto Naskh Arabic" w:eastAsia="Noto Naskh Arabic" w:hAnsi="Noto Naskh Arabic"/>
+          <w:rFonts w:ascii="Noto Serif" w:cs="Noto Naskh Arabic" w:eastAsia="Noto Naskh Arabic" w:hAnsi="Noto Serif"/>
           <w:vertAlign w:val="baseline"/>
           <w:rtl w:val="1"/>
         </w:rPr>
@@ -294,7 +294,7 @@
       </w:r>
       <w:r>
         <w:rPr>
-          <w:rFonts w:ascii="Noto Naskh Arabic" w:cs="Noto Naskh Arabic" w:eastAsia="Noto Naskh Arabic" w:hAnsi="Noto Naskh Arabic"/>
+          <w:rFonts w:ascii="Noto Serif" w:cs="Noto Naskh Arabic" w:eastAsia="Noto Naskh Arabic" w:hAnsi="Noto Serif"/>
           <w:vertAlign w:val="baseline"/>
           <w:rtl w:val="1"/>
         </w:rPr>
@@ -302,7 +302,7 @@
       </w:r>
       <w:r>
         <w:rPr>
-          <w:rFonts w:ascii="Noto Naskh Arabic" w:cs="Noto Naskh Arabic" w:eastAsia="Noto Naskh Arabic" w:hAnsi="Noto Naskh Arabic"/>
+          <w:rFonts w:ascii="Noto Serif" w:cs="Noto Naskh Arabic" w:eastAsia="Noto Naskh Arabic" w:hAnsi="Noto Serif"/>
           <w:vertAlign w:val="baseline"/>
           <w:rtl w:val="1"/>
         </w:rPr>
@@ -310,7 +310,7 @@
       </w:r>
       <w:r>
         <w:rPr>
-          <w:rFonts w:ascii="Noto Naskh Arabic" w:cs="Noto Naskh Arabic" w:eastAsia="Noto Naskh Arabic" w:hAnsi="Noto Naskh Arabic"/>
+          <w:rFonts w:ascii="Noto Serif" w:cs="Noto Naskh Arabic" w:eastAsia="Noto Naskh Arabic" w:hAnsi="Noto Serif"/>
           <w:vertAlign w:val="baseline"/>
           <w:rtl w:val="1"/>
         </w:rPr>
@@ -318,7 +318,7 @@
       </w:r>
       <w:r>
         <w:rPr>
-          <w:rFonts w:ascii="Noto Naskh Arabic" w:cs="Noto Naskh Arabic" w:eastAsia="Noto Naskh Arabic" w:hAnsi="Noto Naskh Arabic"/>
+          <w:rFonts w:ascii="Noto Serif" w:cs="Noto Naskh Arabic" w:eastAsia="Noto Naskh Arabic" w:hAnsi="Noto Serif"/>
           <w:vertAlign w:val="baseline"/>
           <w:rtl w:val="1"/>
         </w:rPr>
@@ -326,7 +326,7 @@
       </w:r>
       <w:r>
         <w:rPr>
-          <w:rFonts w:ascii="Noto Naskh Arabic" w:cs="Noto Naskh Arabic" w:eastAsia="Noto Naskh Arabic" w:hAnsi="Noto Naskh Arabic"/>
+          <w:rFonts w:ascii="Noto Serif" w:cs="Noto Naskh Arabic" w:eastAsia="Noto Naskh Arabic" w:hAnsi="Noto Serif"/>
           <w:vertAlign w:val="baseline"/>
           <w:rtl w:val="1"/>
         </w:rPr>
@@ -334,7 +334,7 @@
       </w:r>
       <w:r>
         <w:rPr>
-          <w:rFonts w:ascii="Noto Naskh Arabic" w:cs="Noto Naskh Arabic" w:eastAsia="Noto Naskh Arabic" w:hAnsi="Noto Naskh Arabic"/>
+          <w:rFonts w:ascii="Noto Serif" w:cs="Noto Naskh Arabic" w:eastAsia="Noto Naskh Arabic" w:hAnsi="Noto Serif"/>
           <w:vertAlign w:val="baseline"/>
           <w:rtl w:val="1"/>
         </w:rPr>
@@ -342,7 +342,7 @@
       </w:r>
       <w:r>
         <w:rPr>
-          <w:rFonts w:ascii="Noto Naskh Arabic" w:cs="Noto Naskh Arabic" w:eastAsia="Noto Naskh Arabic" w:hAnsi="Noto Naskh Arabic"/>
+          <w:rFonts w:ascii="Noto Serif" w:cs="Noto Naskh Arabic" w:eastAsia="Noto Naskh Arabic" w:hAnsi="Noto Serif"/>
           <w:vertAlign w:val="baseline"/>
           <w:rtl w:val="1"/>
         </w:rPr>
@@ -350,7 +350,7 @@
       </w:r>
       <w:r>
         <w:rPr>
-          <w:rFonts w:ascii="Noto Naskh Arabic" w:cs="Noto Naskh Arabic" w:eastAsia="Noto Naskh Arabic" w:hAnsi="Noto Naskh Arabic"/>
+          <w:rFonts w:ascii="Noto Serif" w:cs="Noto Naskh Arabic" w:eastAsia="Noto Naskh Arabic" w:hAnsi="Noto Serif"/>
           <w:vertAlign w:val="baseline"/>
           <w:rtl w:val="1"/>
         </w:rPr>
@@ -358,7 +358,7 @@
       </w:r>
       <w:r>
         <w:rPr>
-          <w:rFonts w:ascii="Noto Naskh Arabic" w:cs="Noto Naskh Arabic" w:eastAsia="Noto Naskh Arabic" w:hAnsi="Noto Naskh Arabic"/>
+          <w:rFonts w:ascii="Noto Serif" w:cs="Noto Naskh Arabic" w:eastAsia="Noto Naskh Arabic" w:hAnsi="Noto Serif"/>
           <w:vertAlign w:val="baseline"/>
           <w:rtl w:val="1"/>
         </w:rPr>
@@ -366,7 +366,7 @@
       </w:r>
       <w:r>
         <w:rPr>
-          <w:rFonts w:ascii="Noto Naskh Arabic" w:cs="Noto Naskh Arabic" w:eastAsia="Noto Naskh Arabic" w:hAnsi="Noto Naskh Arabic"/>
+          <w:rFonts w:ascii="Noto Serif" w:cs="Noto Naskh Arabic" w:eastAsia="Noto Naskh Arabic" w:hAnsi="Noto Serif"/>
           <w:vertAlign w:val="baseline"/>
           <w:rtl w:val="1"/>
         </w:rPr>
@@ -374,7 +374,7 @@
       </w:r>
       <w:r>
         <w:rPr>
-          <w:rFonts w:ascii="Noto Naskh Arabic" w:cs="Noto Naskh Arabic" w:eastAsia="Noto Naskh Arabic" w:hAnsi="Noto Naskh Arabic"/>
+          <w:rFonts w:ascii="Noto Serif" w:cs="Noto Naskh Arabic" w:eastAsia="Noto Naskh Arabic" w:hAnsi="Noto Serif"/>
           <w:vertAlign w:val="baseline"/>
           <w:rtl w:val="1"/>
         </w:rPr>
@@ -382,7 +382,7 @@
       </w:r>
       <w:r>
         <w:rPr>
-          <w:rFonts w:ascii="Noto Naskh Arabic" w:cs="Noto Naskh Arabic" w:eastAsia="Noto Naskh Arabic" w:hAnsi="Noto Naskh Arabic"/>
+          <w:rFonts w:ascii="Noto Serif" w:cs="Noto Naskh Arabic" w:eastAsia="Noto Naskh Arabic" w:hAnsi="Noto Serif"/>
           <w:vertAlign w:val="baseline"/>
           <w:rtl w:val="1"/>
         </w:rPr>
@@ -390,7 +390,7 @@
       </w:r>
       <w:r>
         <w:rPr>
-          <w:rFonts w:ascii="Noto Naskh Arabic" w:cs="Noto Naskh Arabic" w:eastAsia="Noto Naskh Arabic" w:hAnsi="Noto Naskh Arabic"/>
+          <w:rFonts w:ascii="Noto Serif" w:cs="Noto Naskh Arabic" w:eastAsia="Noto Naskh Arabic" w:hAnsi="Noto Serif"/>
           <w:vertAlign w:val="baseline"/>
           <w:rtl w:val="1"/>
         </w:rPr>
@@ -398,7 +398,7 @@
       </w:r>
       <w:r>
         <w:rPr>
-          <w:rFonts w:ascii="Noto Naskh Arabic" w:cs="Noto Naskh Arabic" w:eastAsia="Noto Naskh Arabic" w:hAnsi="Noto Naskh Arabic"/>
+          <w:rFonts w:ascii="Noto Serif" w:cs="Noto Naskh Arabic" w:eastAsia="Noto Naskh Arabic" w:hAnsi="Noto Serif"/>
           <w:vertAlign w:val="baseline"/>
           <w:rtl w:val="1"/>
         </w:rPr>
@@ -406,7 +406,7 @@
       </w:r>
       <w:r>
         <w:rPr>
-          <w:rFonts w:ascii="Noto Naskh Arabic" w:cs="Noto Naskh Arabic" w:eastAsia="Noto Naskh Arabic" w:hAnsi="Noto Naskh Arabic"/>
+          <w:rFonts w:ascii="Noto Serif" w:cs="Noto Naskh Arabic" w:eastAsia="Noto Naskh Arabic" w:hAnsi="Noto Serif"/>
           <w:vertAlign w:val="baseline"/>
           <w:rtl w:val="1"/>
         </w:rPr>
@@ -414,7 +414,7 @@
       </w:r>
       <w:r>
         <w:rPr>
-          <w:rFonts w:ascii="Noto Naskh Arabic" w:cs="Noto Naskh Arabic" w:eastAsia="Noto Naskh Arabic" w:hAnsi="Noto Naskh Arabic"/>
+          <w:rFonts w:ascii="Noto Serif" w:cs="Noto Naskh Arabic" w:eastAsia="Noto Naskh Arabic" w:hAnsi="Noto Serif"/>
           <w:vertAlign w:val="baseline"/>
           <w:rtl w:val="1"/>
         </w:rPr>
@@ -422,7 +422,7 @@
       </w:r>
       <w:r>
         <w:rPr>
-          <w:rFonts w:ascii="Noto Naskh Arabic" w:cs="Noto Naskh Arabic" w:eastAsia="Noto Naskh Arabic" w:hAnsi="Noto Naskh Arabic"/>
+          <w:rFonts w:ascii="Noto Serif" w:cs="Noto Naskh Arabic" w:eastAsia="Noto Naskh Arabic" w:hAnsi="Noto Serif"/>
           <w:vertAlign w:val="baseline"/>
           <w:rtl w:val="1"/>
         </w:rPr>
@@ -430,7 +430,7 @@
       </w:r>
       <w:r>
         <w:rPr>
-          <w:rFonts w:ascii="Noto Naskh Arabic" w:cs="Noto Naskh Arabic" w:eastAsia="Noto Naskh Arabic" w:hAnsi="Noto Naskh Arabic"/>
+          <w:rFonts w:ascii="Noto Serif" w:cs="Noto Naskh Arabic" w:eastAsia="Noto Naskh Arabic" w:hAnsi="Noto Serif"/>
           <w:vertAlign w:val="baseline"/>
           <w:rtl w:val="1"/>
         </w:rPr>
@@ -438,7 +438,7 @@
       </w:r>
       <w:r>
         <w:rPr>
-          <w:rFonts w:ascii="Noto Naskh Arabic" w:cs="Noto Naskh Arabic" w:eastAsia="Noto Naskh Arabic" w:hAnsi="Noto Naskh Arabic"/>
+          <w:rFonts w:ascii="Noto Serif" w:cs="Noto Naskh Arabic" w:eastAsia="Noto Naskh Arabic" w:hAnsi="Noto Serif"/>
           <w:vertAlign w:val="baseline"/>
           <w:rtl w:val="1"/>
         </w:rPr>
@@ -446,7 +446,7 @@
       </w:r>
       <w:r>
         <w:rPr>
-          <w:rFonts w:ascii="Noto Naskh Arabic" w:cs="Noto Naskh Arabic" w:eastAsia="Noto Naskh Arabic" w:hAnsi="Noto Naskh Arabic"/>
+          <w:rFonts w:ascii="Noto Serif" w:cs="Noto Naskh Arabic" w:eastAsia="Noto Naskh Arabic" w:hAnsi="Noto Serif"/>
           <w:vertAlign w:val="baseline"/>
           <w:rtl w:val="1"/>
         </w:rPr>
@@ -454,7 +454,7 @@
       </w:r>
       <w:r>
         <w:rPr>
-          <w:rFonts w:ascii="Noto Naskh Arabic" w:cs="Noto Naskh Arabic" w:eastAsia="Noto Naskh Arabic" w:hAnsi="Noto Naskh Arabic"/>
+          <w:rFonts w:ascii="Noto Serif" w:cs="Noto Naskh Arabic" w:eastAsia="Noto Naskh Arabic" w:hAnsi="Noto Serif"/>
           <w:vertAlign w:val="baseline"/>
           <w:rtl w:val="1"/>
         </w:rPr>
@@ -462,7 +462,7 @@
       </w:r>
       <w:r>
         <w:rPr>
-          <w:rFonts w:ascii="Noto Naskh Arabic" w:cs="Noto Naskh Arabic" w:eastAsia="Noto Naskh Arabic" w:hAnsi="Noto Naskh Arabic"/>
+          <w:rFonts w:ascii="Noto Serif" w:cs="Noto Naskh Arabic" w:eastAsia="Noto Naskh Arabic" w:hAnsi="Noto Serif"/>
           <w:vertAlign w:val="baseline"/>
           <w:rtl w:val="1"/>
         </w:rPr>
@@ -470,7 +470,7 @@
       </w:r>
       <w:r>
         <w:rPr>
-          <w:rFonts w:ascii="Noto Naskh Arabic" w:cs="Noto Naskh Arabic" w:eastAsia="Noto Naskh Arabic" w:hAnsi="Noto Naskh Arabic"/>
+          <w:rFonts w:ascii="Noto Serif" w:cs="Noto Naskh Arabic" w:eastAsia="Noto Naskh Arabic" w:hAnsi="Noto Serif"/>
           <w:vertAlign w:val="baseline"/>
           <w:rtl w:val="1"/>
         </w:rPr>
@@ -478,7 +478,7 @@
       </w:r>
       <w:r>
         <w:rPr>
-          <w:rFonts w:ascii="Noto Naskh Arabic" w:cs="Noto Naskh Arabic" w:eastAsia="Noto Naskh Arabic" w:hAnsi="Noto Naskh Arabic"/>
+          <w:rFonts w:ascii="Noto Serif" w:cs="Noto Naskh Arabic" w:eastAsia="Noto Naskh Arabic" w:hAnsi="Noto Serif"/>
           <w:vertAlign w:val="baseline"/>
           <w:rtl w:val="1"/>
         </w:rPr>
@@ -486,7 +486,7 @@
       </w:r>
       <w:r>
         <w:rPr>
-          <w:rFonts w:ascii="Noto Naskh Arabic" w:cs="Noto Naskh Arabic" w:eastAsia="Noto Naskh Arabic" w:hAnsi="Noto Naskh Arabic"/>
+          <w:rFonts w:ascii="Noto Serif" w:cs="Noto Naskh Arabic" w:eastAsia="Noto Naskh Arabic" w:hAnsi="Noto Serif"/>
           <w:vertAlign w:val="baseline"/>
           <w:rtl w:val="1"/>
         </w:rPr>
@@ -494,7 +494,7 @@
       </w:r>
       <w:r>
         <w:rPr>
-          <w:rFonts w:ascii="Noto Naskh Arabic" w:cs="Noto Naskh Arabic" w:eastAsia="Noto Naskh Arabic" w:hAnsi="Noto Naskh Arabic"/>
+          <w:rFonts w:ascii="Noto Serif" w:cs="Noto Naskh Arabic" w:eastAsia="Noto Naskh Arabic" w:hAnsi="Noto Serif"/>
           <w:vertAlign w:val="baseline"/>
           <w:rtl w:val="1"/>
         </w:rPr>
@@ -502,7 +502,7 @@
       </w:r>
       <w:r>
         <w:rPr>
-          <w:rFonts w:ascii="Noto Naskh Arabic" w:cs="Noto Naskh Arabic" w:eastAsia="Noto Naskh Arabic" w:hAnsi="Noto Naskh Arabic"/>
+          <w:rFonts w:ascii="Noto Serif" w:cs="Noto Naskh Arabic" w:eastAsia="Noto Naskh Arabic" w:hAnsi="Noto Serif"/>
           <w:vertAlign w:val="baseline"/>
           <w:rtl w:val="1"/>
         </w:rPr>
@@ -510,7 +510,7 @@
       </w:r>
       <w:r>
         <w:rPr>
-          <w:rFonts w:ascii="Noto Naskh Arabic" w:cs="Noto Naskh Arabic" w:eastAsia="Noto Naskh Arabic" w:hAnsi="Noto Naskh Arabic"/>
+          <w:rFonts w:ascii="Noto Serif" w:cs="Noto Naskh Arabic" w:eastAsia="Noto Naskh Arabic" w:hAnsi="Noto Serif"/>
           <w:vertAlign w:val="baseline"/>
           <w:rtl w:val="1"/>
         </w:rPr>
@@ -518,7 +518,7 @@
       </w:r>
       <w:r>
         <w:rPr>
-          <w:rFonts w:ascii="Noto Naskh Arabic" w:cs="Noto Naskh Arabic" w:eastAsia="Noto Naskh Arabic" w:hAnsi="Noto Naskh Arabic"/>
+          <w:rFonts w:ascii="Noto Serif" w:cs="Noto Naskh Arabic" w:eastAsia="Noto Naskh Arabic" w:hAnsi="Noto Serif"/>
           <w:vertAlign w:val="baseline"/>
           <w:rtl w:val="1"/>
         </w:rPr>
@@ -526,7 +526,7 @@
       </w:r>
       <w:r>
         <w:rPr>
-          <w:rFonts w:ascii="Noto Naskh Arabic" w:cs="Noto Naskh Arabic" w:eastAsia="Noto Naskh Arabic" w:hAnsi="Noto Naskh Arabic"/>
+          <w:rFonts w:ascii="Noto Serif" w:cs="Noto Naskh Arabic" w:eastAsia="Noto Naskh Arabic" w:hAnsi="Noto Serif"/>
           <w:vertAlign w:val="baseline"/>
           <w:rtl w:val="1"/>
         </w:rPr>
@@ -534,7 +534,7 @@
       </w:r>
       <w:r>
         <w:rPr>
-          <w:rFonts w:ascii="Noto Naskh Arabic" w:cs="Noto Naskh Arabic" w:eastAsia="Noto Naskh Arabic" w:hAnsi="Noto Naskh Arabic"/>
+          <w:rFonts w:ascii="Noto Serif" w:cs="Noto Naskh Arabic" w:eastAsia="Noto Naskh Arabic" w:hAnsi="Noto Serif"/>
           <w:vertAlign w:val="baseline"/>
           <w:rtl w:val="1"/>
         </w:rPr>
@@ -542,7 +542,7 @@
       </w:r>
       <w:r>
         <w:rPr>
-          <w:rFonts w:ascii="Noto Naskh Arabic" w:cs="Noto Naskh Arabic" w:eastAsia="Noto Naskh Arabic" w:hAnsi="Noto Naskh Arabic"/>
+          <w:rFonts w:ascii="Noto Serif" w:cs="Noto Naskh Arabic" w:eastAsia="Noto Naskh Arabic" w:hAnsi="Noto Serif"/>
           <w:vertAlign w:val="baseline"/>
           <w:rtl w:val="1"/>
         </w:rPr>
@@ -550,7 +550,7 @@
       </w:r>
       <w:r>
         <w:rPr>
-          <w:rFonts w:ascii="Noto Naskh Arabic" w:cs="Noto Naskh Arabic" w:eastAsia="Noto Naskh Arabic" w:hAnsi="Noto Naskh Arabic"/>
+          <w:rFonts w:ascii="Noto Serif" w:cs="Noto Naskh Arabic" w:eastAsia="Noto Naskh Arabic" w:hAnsi="Noto Serif"/>
           <w:vertAlign w:val="baseline"/>
           <w:rtl w:val="1"/>
         </w:rPr>
@@ -558,7 +558,7 @@
       </w:r>
       <w:r>
         <w:rPr>
-          <w:rFonts w:ascii="Noto Naskh Arabic" w:cs="Noto Naskh Arabic" w:eastAsia="Noto Naskh Arabic" w:hAnsi="Noto Naskh Arabic"/>
+          <w:rFonts w:ascii="Noto Serif" w:cs="Noto Naskh Arabic" w:eastAsia="Noto Naskh Arabic" w:hAnsi="Noto Serif"/>
           <w:vertAlign w:val="baseline"/>
           <w:rtl w:val="1"/>
         </w:rPr>
@@ -566,7 +566,7 @@
       </w:r>
       <w:r>
         <w:rPr>
-          <w:rFonts w:ascii="Noto Naskh Arabic" w:cs="Noto Naskh Arabic" w:eastAsia="Noto Naskh Arabic" w:hAnsi="Noto Naskh Arabic"/>
+          <w:rFonts w:ascii="Noto Serif" w:cs="Noto Naskh Arabic" w:eastAsia="Noto Naskh Arabic" w:hAnsi="Noto Serif"/>
           <w:vertAlign w:val="baseline"/>
           <w:rtl w:val="1"/>
         </w:rPr>
@@ -574,7 +574,7 @@
       </w:r>
       <w:r>
         <w:rPr>
-          <w:rFonts w:ascii="Noto Naskh Arabic" w:cs="Noto Naskh Arabic" w:eastAsia="Noto Naskh Arabic" w:hAnsi="Noto Naskh Arabic"/>
+          <w:rFonts w:ascii="Noto Serif" w:cs="Noto Naskh Arabic" w:eastAsia="Noto Naskh Arabic" w:hAnsi="Noto Serif"/>
           <w:vertAlign w:val="baseline"/>
           <w:rtl w:val="1"/>
         </w:rPr>
@@ -582,7 +582,7 @@
       </w:r>
       <w:r>
         <w:rPr>
-          <w:rFonts w:ascii="Noto Naskh Arabic" w:cs="Noto Naskh Arabic" w:eastAsia="Noto Naskh Arabic" w:hAnsi="Noto Naskh Arabic"/>
+          <w:rFonts w:ascii="Noto Serif" w:cs="Noto Naskh Arabic" w:eastAsia="Noto Naskh Arabic" w:hAnsi="Noto Serif"/>
           <w:vertAlign w:val="baseline"/>
           <w:rtl w:val="1"/>
         </w:rPr>
@@ -590,7 +590,7 @@
       </w:r>
       <w:r>
         <w:rPr>
-          <w:rFonts w:ascii="Noto Naskh Arabic" w:cs="Noto Naskh Arabic" w:eastAsia="Noto Naskh Arabic" w:hAnsi="Noto Naskh Arabic"/>
+          <w:rFonts w:ascii="Noto Serif" w:cs="Noto Naskh Arabic" w:eastAsia="Noto Naskh Arabic" w:hAnsi="Noto Serif"/>
           <w:vertAlign w:val="baseline"/>
           <w:rtl w:val="1"/>
         </w:rPr>
@@ -598,7 +598,7 @@
       </w:r>
       <w:r>
         <w:rPr>
-          <w:rFonts w:ascii="Noto Naskh Arabic" w:cs="Noto Naskh Arabic" w:eastAsia="Noto Naskh Arabic" w:hAnsi="Noto Naskh Arabic"/>
+          <w:rFonts w:ascii="Noto Serif" w:cs="Noto Naskh Arabic" w:eastAsia="Noto Naskh Arabic" w:hAnsi="Noto Serif"/>
           <w:vertAlign w:val="baseline"/>
           <w:rtl w:val="1"/>
         </w:rPr>
@@ -606,7 +606,7 @@
       </w:r>
       <w:r>
         <w:rPr>
-          <w:rFonts w:ascii="Noto Naskh Arabic" w:cs="Noto Naskh Arabic" w:eastAsia="Noto Naskh Arabic" w:hAnsi="Noto Naskh Arabic"/>
+          <w:rFonts w:ascii="Noto Serif" w:cs="Noto Naskh Arabic" w:eastAsia="Noto Naskh Arabic" w:hAnsi="Noto Serif"/>
           <w:vertAlign w:val="baseline"/>
           <w:rtl w:val="1"/>
         </w:rPr>
@@ -614,7 +614,7 @@
       </w:r>
       <w:r>
         <w:rPr>
-          <w:rFonts w:ascii="Noto Naskh Arabic" w:cs="Noto Naskh Arabic" w:eastAsia="Noto Naskh Arabic" w:hAnsi="Noto Naskh Arabic"/>
+          <w:rFonts w:ascii="Noto Serif" w:cs="Noto Naskh Arabic" w:eastAsia="Noto Naskh Arabic" w:hAnsi="Noto Serif"/>
           <w:vertAlign w:val="baseline"/>
           <w:rtl w:val="1"/>
         </w:rPr>
@@ -622,7 +622,7 @@
       </w:r>
       <w:r>
         <w:rPr>
-          <w:rFonts w:ascii="Noto Naskh Arabic" w:cs="Noto Naskh Arabic" w:eastAsia="Noto Naskh Arabic" w:hAnsi="Noto Naskh Arabic"/>
+          <w:rFonts w:ascii="Noto Serif" w:cs="Noto Naskh Arabic" w:eastAsia="Noto Naskh Arabic" w:hAnsi="Noto Serif"/>
           <w:vertAlign w:val="baseline"/>
           <w:rtl w:val="1"/>
         </w:rPr>
@@ -630,7 +630,7 @@
       </w:r>
       <w:r>
         <w:rPr>
-          <w:rFonts w:ascii="Noto Naskh Arabic" w:cs="Noto Naskh Arabic" w:eastAsia="Noto Naskh Arabic" w:hAnsi="Noto Naskh Arabic"/>
+          <w:rFonts w:ascii="Noto Serif" w:cs="Noto Naskh Arabic" w:eastAsia="Noto Naskh Arabic" w:hAnsi="Noto Serif"/>
           <w:vertAlign w:val="baseline"/>
           <w:rtl w:val="1"/>
         </w:rPr>
@@ -638,7 +638,7 @@
       </w:r>
       <w:r>
         <w:rPr>
-          <w:rFonts w:ascii="Noto Naskh Arabic" w:cs="Noto Naskh Arabic" w:eastAsia="Noto Naskh Arabic" w:hAnsi="Noto Naskh Arabic"/>
+          <w:rFonts w:ascii="Noto Serif" w:cs="Noto Naskh Arabic" w:eastAsia="Noto Naskh Arabic" w:hAnsi="Noto Serif"/>
           <w:vertAlign w:val="baseline"/>
           <w:rtl w:val="1"/>
         </w:rPr>
@@ -646,7 +646,7 @@
       </w:r>
       <w:r>
         <w:rPr>
-          <w:rFonts w:ascii="Noto Naskh Arabic" w:cs="Noto Naskh Arabic" w:eastAsia="Noto Naskh Arabic" w:hAnsi="Noto Naskh Arabic"/>
+          <w:rFonts w:ascii="Noto Serif" w:cs="Noto Naskh Arabic" w:eastAsia="Noto Naskh Arabic" w:hAnsi="Noto Serif"/>
           <w:vertAlign w:val="baseline"/>
           <w:rtl w:val="1"/>
         </w:rPr>
@@ -654,7 +654,7 @@
       </w:r>
       <w:r>
         <w:rPr>
-          <w:rFonts w:ascii="Noto Naskh Arabic" w:cs="Noto Naskh Arabic" w:eastAsia="Noto Naskh Arabic" w:hAnsi="Noto Naskh Arabic"/>
+          <w:rFonts w:ascii="Noto Serif" w:cs="Noto Naskh Arabic" w:eastAsia="Noto Naskh Arabic" w:hAnsi="Noto Serif"/>
           <w:vertAlign w:val="baseline"/>
           <w:rtl w:val="1"/>
         </w:rPr>
@@ -662,7 +662,7 @@
       </w:r>
       <w:r>
         <w:rPr>
-          <w:rFonts w:ascii="Noto Naskh Arabic" w:cs="Noto Naskh Arabic" w:eastAsia="Noto Naskh Arabic" w:hAnsi="Noto Naskh Arabic"/>
+          <w:rFonts w:ascii="Noto Serif" w:cs="Noto Naskh Arabic" w:eastAsia="Noto Naskh Arabic" w:hAnsi="Noto Serif"/>
           <w:vertAlign w:val="baseline"/>
           <w:rtl w:val="1"/>
         </w:rPr>
@@ -670,7 +670,7 @@
       </w:r>
       <w:r>
         <w:rPr>
-          <w:rFonts w:ascii="Noto Naskh Arabic" w:cs="Noto Naskh Arabic" w:eastAsia="Noto Naskh Arabic" w:hAnsi="Noto Naskh Arabic"/>
+          <w:rFonts w:ascii="Noto Serif" w:cs="Noto Naskh Arabic" w:eastAsia="Noto Naskh Arabic" w:hAnsi="Noto Serif"/>
           <w:vertAlign w:val="baseline"/>
           <w:rtl w:val="1"/>
         </w:rPr>
@@ -678,7 +678,7 @@
       </w:r>
       <w:r>
         <w:rPr>
-          <w:rFonts w:ascii="Noto Naskh Arabic" w:cs="Noto Naskh Arabic" w:eastAsia="Noto Naskh Arabic" w:hAnsi="Noto Naskh Arabic"/>
+          <w:rFonts w:ascii="Noto Serif" w:cs="Noto Naskh Arabic" w:eastAsia="Noto Naskh Arabic" w:hAnsi="Noto Serif"/>
           <w:vertAlign w:val="baseline"/>
           <w:rtl w:val="1"/>
         </w:rPr>
@@ -686,7 +686,7 @@
       </w:r>
       <w:r>
         <w:rPr>
-          <w:rFonts w:ascii="Noto Naskh Arabic" w:cs="Noto Naskh Arabic" w:eastAsia="Noto Naskh Arabic" w:hAnsi="Noto Naskh Arabic"/>
+          <w:rFonts w:ascii="Noto Serif" w:cs="Noto Naskh Arabic" w:eastAsia="Noto Naskh Arabic" w:hAnsi="Noto Serif"/>
           <w:vertAlign w:val="baseline"/>
           <w:rtl w:val="1"/>
         </w:rPr>
@@ -694,7 +694,7 @@
       </w:r>
       <w:r>
         <w:rPr>
-          <w:rFonts w:ascii="Noto Naskh Arabic" w:cs="Noto Naskh Arabic" w:eastAsia="Noto Naskh Arabic" w:hAnsi="Noto Naskh Arabic"/>
+          <w:rFonts w:ascii="Noto Serif" w:cs="Noto Naskh Arabic" w:eastAsia="Noto Naskh Arabic" w:hAnsi="Noto Serif"/>
           <w:vertAlign w:val="baseline"/>
           <w:rtl w:val="1"/>
         </w:rPr>
@@ -702,7 +702,7 @@
       </w:r>
       <w:r>
         <w:rPr>
-          <w:rFonts w:ascii="Noto Naskh Arabic" w:cs="Noto Naskh Arabic" w:eastAsia="Noto Naskh Arabic" w:hAnsi="Noto Naskh Arabic"/>
+          <w:rFonts w:ascii="Noto Serif" w:cs="Noto Naskh Arabic" w:eastAsia="Noto Naskh Arabic" w:hAnsi="Noto Serif"/>
           <w:vertAlign w:val="baseline"/>
           <w:rtl w:val="1"/>
         </w:rPr>
@@ -710,7 +710,7 @@
       </w:r>
       <w:r>
         <w:rPr>
-          <w:rFonts w:ascii="Noto Naskh Arabic" w:cs="Noto Naskh Arabic" w:eastAsia="Noto Naskh Arabic" w:hAnsi="Noto Naskh Arabic"/>
+          <w:rFonts w:ascii="Noto Serif" w:cs="Noto Naskh Arabic" w:eastAsia="Noto Naskh Arabic" w:hAnsi="Noto Serif"/>
           <w:vertAlign w:val="baseline"/>
           <w:rtl w:val="1"/>
         </w:rPr>
@@ -718,7 +718,7 @@
       </w:r>
       <w:r>
         <w:rPr>
-          <w:rFonts w:ascii="Noto Naskh Arabic" w:cs="Noto Naskh Arabic" w:eastAsia="Noto Naskh Arabic" w:hAnsi="Noto Naskh Arabic"/>
+          <w:rFonts w:ascii="Noto Serif" w:cs="Noto Naskh Arabic" w:eastAsia="Noto Naskh Arabic" w:hAnsi="Noto Serif"/>
           <w:vertAlign w:val="baseline"/>
           <w:rtl w:val="1"/>
         </w:rPr>
@@ -730,7 +730,7 @@
         <w:bidi w:val="1"/>
         <w:jc w:val="both"/>
         <w:rPr>
-          <w:rFonts w:ascii="Noto Naskh Arabic" w:cs="Noto Naskh Arabic" w:eastAsia="Noto Naskh Arabic" w:hAnsi="Noto Naskh Arabic"/>
+          <w:rFonts w:ascii="Noto Serif" w:cs="Noto Naskh Arabic" w:eastAsia="Noto Naskh Arabic" w:hAnsi="Noto Serif"/>
         </w:rPr>
       </w:pPr>
       <w:r>
@@ -788,14 +788,14 @@
               <w:bidi w:val="1"/>
               <w:jc w:val="center"/>
               <w:rPr>
-                <w:rFonts w:ascii="Noto Naskh Arabic" w:cs="Noto Naskh Arabic" w:eastAsia="Noto Naskh Arabic" w:hAnsi="Noto Naskh Arabic"/>
+                <w:rFonts w:ascii="Noto Serif" w:cs="Noto Naskh Arabic" w:eastAsia="Noto Naskh Arabic" w:hAnsi="Noto Serif"/>
                 <w:sz w:val="20"/>
                 <w:szCs w:val="20"/>
               </w:rPr>
             </w:pPr>
             <w:r>
               <w:rPr>
-                <w:rFonts w:ascii="Noto Naskh Arabic" w:cs="Noto Naskh Arabic" w:eastAsia="Noto Naskh Arabic" w:hAnsi="Noto Naskh Arabic"/>
+                <w:rFonts w:ascii="Noto Serif" w:cs="Noto Naskh Arabic" w:eastAsia="Noto Naskh Arabic" w:hAnsi="Noto Serif"/>
                 <w:sz w:val="20"/>
                 <w:szCs w:val="20"/>
                 <w:rtl w:val="1"/>
@@ -804,7 +804,7 @@
             </w:r>
             <w:r>
               <w:rPr>
-                <w:rFonts w:ascii="Noto Naskh Arabic" w:cs="Noto Naskh Arabic" w:eastAsia="Noto Naskh Arabic" w:hAnsi="Noto Naskh Arabic"/>
+                <w:rFonts w:ascii="Noto Serif" w:cs="Noto Naskh Arabic" w:eastAsia="Noto Naskh Arabic" w:hAnsi="Noto Serif"/>
                 <w:sz w:val="20"/>
                 <w:szCs w:val="20"/>
                 <w:rtl w:val="1"/>
@@ -813,7 +813,7 @@
             </w:r>
             <w:r>
               <w:rPr>
-                <w:rFonts w:ascii="Noto Naskh Arabic" w:cs="Noto Naskh Arabic" w:eastAsia="Noto Naskh Arabic" w:hAnsi="Noto Naskh Arabic"/>
+                <w:rFonts w:ascii="Noto Serif" w:cs="Noto Naskh Arabic" w:eastAsia="Noto Naskh Arabic" w:hAnsi="Noto Serif"/>
                 <w:sz w:val="20"/>
                 <w:szCs w:val="20"/>
                 <w:rtl w:val="1"/>
@@ -829,14 +829,14 @@
               <w:bidi w:val="1"/>
               <w:jc w:val="center"/>
               <w:rPr>
-                <w:rFonts w:ascii="Noto Naskh Arabic" w:cs="Noto Naskh Arabic" w:eastAsia="Noto Naskh Arabic" w:hAnsi="Noto Naskh Arabic"/>
+                <w:rFonts w:ascii="Noto Serif" w:cs="Noto Naskh Arabic" w:eastAsia="Noto Naskh Arabic" w:hAnsi="Noto Serif"/>
                 <w:sz w:val="20"/>
                 <w:szCs w:val="20"/>
               </w:rPr>
             </w:pPr>
             <w:r>
               <w:rPr>
-                <w:rFonts w:ascii="Noto Naskh Arabic" w:cs="Noto Naskh Arabic" w:eastAsia="Noto Naskh Arabic" w:hAnsi="Noto Naskh Arabic"/>
+                <w:rFonts w:ascii="Noto Serif" w:cs="Noto Naskh Arabic" w:eastAsia="Noto Naskh Arabic" w:hAnsi="Noto Serif"/>
                 <w:sz w:val="20"/>
                 <w:szCs w:val="20"/>
                 <w:rtl w:val="1"/>
@@ -852,14 +852,14 @@
               <w:bidi w:val="1"/>
               <w:jc w:val="center"/>
               <w:rPr>
-                <w:rFonts w:ascii="Noto Naskh Arabic" w:cs="Noto Naskh Arabic" w:eastAsia="Noto Naskh Arabic" w:hAnsi="Noto Naskh Arabic"/>
+                <w:rFonts w:ascii="Noto Serif" w:cs="Noto Naskh Arabic" w:eastAsia="Noto Naskh Arabic" w:hAnsi="Noto Serif"/>
                 <w:sz w:val="20"/>
                 <w:szCs w:val="20"/>
               </w:rPr>
             </w:pPr>
             <w:r>
               <w:rPr>
-                <w:rFonts w:ascii="Noto Naskh Arabic" w:cs="Noto Naskh Arabic" w:eastAsia="Noto Naskh Arabic" w:hAnsi="Noto Naskh Arabic"/>
+                <w:rFonts w:ascii="Noto Serif" w:cs="Noto Naskh Arabic" w:eastAsia="Noto Naskh Arabic" w:hAnsi="Noto Serif"/>
                 <w:sz w:val="20"/>
                 <w:szCs w:val="20"/>
                 <w:rtl w:val="1"/>
@@ -875,14 +875,14 @@
               <w:bidi w:val="1"/>
               <w:jc w:val="center"/>
               <w:rPr>
-                <w:rFonts w:ascii="Noto Naskh Arabic" w:cs="Noto Naskh Arabic" w:eastAsia="Noto Naskh Arabic" w:hAnsi="Noto Naskh Arabic"/>
+                <w:rFonts w:ascii="Noto Serif" w:cs="Noto Naskh Arabic" w:eastAsia="Noto Naskh Arabic" w:hAnsi="Noto Serif"/>
                 <w:sz w:val="20"/>
                 <w:szCs w:val="20"/>
               </w:rPr>
             </w:pPr>
             <w:r>
               <w:rPr>
-                <w:rFonts w:ascii="Noto Naskh Arabic" w:cs="Noto Naskh Arabic" w:eastAsia="Noto Naskh Arabic" w:hAnsi="Noto Naskh Arabic"/>
+                <w:rFonts w:ascii="Noto Serif" w:cs="Noto Naskh Arabic" w:eastAsia="Noto Naskh Arabic" w:hAnsi="Noto Serif"/>
                 <w:sz w:val="20"/>
                 <w:szCs w:val="20"/>
                 <w:rtl w:val="1"/>
@@ -891,7 +891,7 @@
             </w:r>
             <w:r>
               <w:rPr>
-                <w:rFonts w:ascii="Noto Naskh Arabic" w:cs="Noto Naskh Arabic" w:eastAsia="Noto Naskh Arabic" w:hAnsi="Noto Naskh Arabic"/>
+                <w:rFonts w:ascii="Noto Serif" w:cs="Noto Naskh Arabic" w:eastAsia="Noto Naskh Arabic" w:hAnsi="Noto Serif"/>
                 <w:sz w:val="20"/>
                 <w:szCs w:val="20"/>
                 <w:rtl w:val="1"/>
@@ -900,7 +900,7 @@
             </w:r>
             <w:r>
               <w:rPr>
-                <w:rFonts w:ascii="Noto Naskh Arabic" w:cs="Noto Naskh Arabic" w:eastAsia="Noto Naskh Arabic" w:hAnsi="Noto Naskh Arabic"/>
+                <w:rFonts w:ascii="Noto Serif" w:cs="Noto Naskh Arabic" w:eastAsia="Noto Naskh Arabic" w:hAnsi="Noto Serif"/>
                 <w:sz w:val="20"/>
                 <w:szCs w:val="20"/>
                 <w:rtl w:val="1"/>
@@ -916,14 +916,14 @@
               <w:bidi w:val="1"/>
               <w:jc w:val="center"/>
               <w:rPr>
-                <w:rFonts w:ascii="Noto Naskh Arabic" w:cs="Noto Naskh Arabic" w:eastAsia="Noto Naskh Arabic" w:hAnsi="Noto Naskh Arabic"/>
+                <w:rFonts w:ascii="Noto Serif" w:cs="Noto Naskh Arabic" w:eastAsia="Noto Naskh Arabic" w:hAnsi="Noto Serif"/>
                 <w:sz w:val="20"/>
                 <w:szCs w:val="20"/>
               </w:rPr>
             </w:pPr>
             <w:r>
               <w:rPr>
-                <w:rFonts w:ascii="Noto Naskh Arabic" w:cs="Noto Naskh Arabic" w:eastAsia="Noto Naskh Arabic" w:hAnsi="Noto Naskh Arabic"/>
+                <w:rFonts w:ascii="Noto Serif" w:cs="Noto Naskh Arabic" w:eastAsia="Noto Naskh Arabic" w:hAnsi="Noto Serif"/>
                 <w:sz w:val="20"/>
                 <w:szCs w:val="20"/>
                 <w:rtl w:val="1"/>
@@ -939,14 +939,14 @@
               <w:bidi w:val="1"/>
               <w:jc w:val="center"/>
               <w:rPr>
-                <w:rFonts w:ascii="Noto Naskh Arabic" w:cs="Noto Naskh Arabic" w:eastAsia="Noto Naskh Arabic" w:hAnsi="Noto Naskh Arabic"/>
+                <w:rFonts w:ascii="Noto Serif" w:cs="Noto Naskh Arabic" w:eastAsia="Noto Naskh Arabic" w:hAnsi="Noto Serif"/>
                 <w:sz w:val="20"/>
                 <w:szCs w:val="20"/>
               </w:rPr>
             </w:pPr>
             <w:r>
               <w:rPr>
-                <w:rFonts w:ascii="Noto Naskh Arabic" w:cs="Noto Naskh Arabic" w:eastAsia="Noto Naskh Arabic" w:hAnsi="Noto Naskh Arabic"/>
+                <w:rFonts w:ascii="Noto Serif" w:cs="Noto Naskh Arabic" w:eastAsia="Noto Naskh Arabic" w:hAnsi="Noto Serif"/>
                 <w:sz w:val="20"/>
                 <w:szCs w:val="20"/>
                 <w:rtl w:val="1"/>
@@ -962,14 +962,14 @@
               <w:bidi w:val="1"/>
               <w:jc w:val="center"/>
               <w:rPr>
-                <w:rFonts w:ascii="Noto Naskh Arabic" w:cs="Noto Naskh Arabic" w:eastAsia="Noto Naskh Arabic" w:hAnsi="Noto Naskh Arabic"/>
+                <w:rFonts w:ascii="Noto Serif" w:cs="Noto Naskh Arabic" w:eastAsia="Noto Naskh Arabic" w:hAnsi="Noto Serif"/>
                 <w:sz w:val="20"/>
                 <w:szCs w:val="20"/>
               </w:rPr>
             </w:pPr>
             <w:r>
               <w:rPr>
-                <w:rFonts w:ascii="Noto Naskh Arabic" w:cs="Noto Naskh Arabic" w:eastAsia="Noto Naskh Arabic" w:hAnsi="Noto Naskh Arabic"/>
+                <w:rFonts w:ascii="Noto Serif" w:cs="Noto Naskh Arabic" w:eastAsia="Noto Naskh Arabic" w:hAnsi="Noto Serif"/>
                 <w:sz w:val="20"/>
                 <w:szCs w:val="20"/>
                 <w:rtl w:val="1"/>
@@ -991,14 +991,14 @@
             <w:pPr>
               <w:widowControl w:val="0"/>
               <w:rPr>
-                <w:rFonts w:ascii="Noto Naskh Arabic" w:cs="Noto Naskh Arabic" w:eastAsia="Noto Naskh Arabic" w:hAnsi="Noto Naskh Arabic"/>
+                <w:rFonts w:ascii="Noto Serif" w:cs="Noto Naskh Arabic" w:eastAsia="Noto Naskh Arabic" w:hAnsi="Noto Serif"/>
                 <w:sz w:val="20"/>
                 <w:szCs w:val="20"/>
               </w:rPr>
             </w:pPr>
             <w:r>
               <w:rPr>
-                <w:rFonts w:ascii="Noto Naskh Arabic" w:cs="Noto Naskh Arabic" w:eastAsia="Noto Naskh Arabic" w:hAnsi="Noto Naskh Arabic"/>
+                <w:rFonts w:ascii="Noto Serif" w:cs="Noto Naskh Arabic" w:eastAsia="Noto Naskh Arabic" w:hAnsi="Noto Serif"/>
                 <w:sz w:val="20"/>
                 <w:szCs w:val="20"/>
                 <w:rtl w:val="0"/>
@@ -1013,7 +1013,7 @@
             <w:pPr>
               <w:widowControl w:val="0"/>
               <w:rPr>
-                <w:rFonts w:ascii="Noto Naskh Arabic" w:cs="Noto Naskh Arabic" w:eastAsia="Noto Naskh Arabic" w:hAnsi="Noto Naskh Arabic"/>
+                <w:rFonts w:ascii="Noto Serif" w:cs="Noto Naskh Arabic" w:eastAsia="Noto Naskh Arabic" w:hAnsi="Noto Serif"/>
                 <w:sz w:val="20"/>
                 <w:szCs w:val="20"/>
               </w:rPr>
@@ -1031,7 +1031,7 @@
             <w:pPr>
               <w:widowControl w:val="0"/>
               <w:rPr>
-                <w:rFonts w:ascii="Noto Naskh Arabic" w:cs="Noto Naskh Arabic" w:eastAsia="Noto Naskh Arabic" w:hAnsi="Noto Naskh Arabic"/>
+                <w:rFonts w:ascii="Noto Serif" w:cs="Noto Naskh Arabic" w:eastAsia="Noto Naskh Arabic" w:hAnsi="Noto Serif"/>
                 <w:sz w:val="20"/>
                 <w:szCs w:val="20"/>
               </w:rPr>
@@ -1049,7 +1049,7 @@
             <w:pPr>
               <w:widowControl w:val="0"/>
               <w:rPr>
-                <w:rFonts w:ascii="Noto Naskh Arabic" w:cs="Noto Naskh Arabic" w:eastAsia="Noto Naskh Arabic" w:hAnsi="Noto Naskh Arabic"/>
+                <w:rFonts w:ascii="Noto Serif" w:cs="Noto Naskh Arabic" w:eastAsia="Noto Naskh Arabic" w:hAnsi="Noto Serif"/>
                 <w:sz w:val="20"/>
                 <w:szCs w:val="20"/>
               </w:rPr>
@@ -1067,7 +1067,7 @@
             <w:pPr>
               <w:widowControl w:val="0"/>
               <w:rPr>
-                <w:rFonts w:ascii="Noto Naskh Arabic" w:cs="Noto Naskh Arabic" w:eastAsia="Noto Naskh Arabic" w:hAnsi="Noto Naskh Arabic"/>
+                <w:rFonts w:ascii="Noto Serif" w:cs="Noto Naskh Arabic" w:eastAsia="Noto Naskh Arabic" w:hAnsi="Noto Serif"/>
                 <w:sz w:val="20"/>
                 <w:szCs w:val="20"/>
               </w:rPr>
@@ -1085,7 +1085,7 @@
             <w:pPr>
               <w:widowControl w:val="0"/>
               <w:rPr>
-                <w:rFonts w:ascii="Noto Naskh Arabic" w:cs="Noto Naskh Arabic" w:eastAsia="Noto Naskh Arabic" w:hAnsi="Noto Naskh Arabic"/>
+                <w:rFonts w:ascii="Noto Serif" w:cs="Noto Naskh Arabic" w:eastAsia="Noto Naskh Arabic" w:hAnsi="Noto Serif"/>
                 <w:sz w:val="20"/>
                 <w:szCs w:val="20"/>
               </w:rPr>
@@ -1104,7 +1104,7 @@
               <w:widowControl w:val="0"/>
               <w:bidi w:val="1"/>
               <w:rPr>
-                <w:rFonts w:ascii="Noto Naskh Arabic" w:cs="Noto Naskh Arabic" w:eastAsia="Noto Naskh Arabic" w:hAnsi="Noto Naskh Arabic"/>
+                <w:rFonts w:ascii="Noto Serif" w:cs="Noto Naskh Arabic" w:eastAsia="Noto Naskh Arabic" w:hAnsi="Noto Serif"/>
                 <w:sz w:val="20"/>
                 <w:szCs w:val="20"/>
               </w:rPr>
@@ -1130,14 +1130,14 @@
               <w:widowControl w:val="0"/>
               <w:jc w:val="center"/>
               <w:rPr>
-                <w:rFonts w:ascii="Noto Naskh Arabic" w:cs="Noto Naskh Arabic" w:eastAsia="Noto Naskh Arabic" w:hAnsi="Noto Naskh Arabic"/>
+                <w:rFonts w:ascii="Noto Serif" w:cs="Noto Naskh Arabic" w:eastAsia="Noto Naskh Arabic" w:hAnsi="Noto Serif"/>
                 <w:sz w:val="20"/>
                 <w:szCs w:val="20"/>
               </w:rPr>
             </w:pPr>
             <w:r>
               <w:rPr>
-                <w:rFonts w:ascii="Noto Naskh Arabic" w:cs="Noto Naskh Arabic" w:eastAsia="Noto Naskh Arabic" w:hAnsi="Noto Naskh Arabic"/>
+                <w:rFonts w:ascii="Noto Serif" w:cs="Noto Naskh Arabic" w:eastAsia="Noto Naskh Arabic" w:hAnsi="Noto Serif"/>
                 <w:sz w:val="20"/>
                 <w:szCs w:val="20"/>
                 <w:rtl w:val="0"/>
@@ -1153,14 +1153,14 @@
               <w:widowControl w:val="0"/>
               <w:jc w:val="center"/>
               <w:rPr>
-                <w:rFonts w:ascii="Noto Naskh Arabic" w:cs="Noto Naskh Arabic" w:eastAsia="Noto Naskh Arabic" w:hAnsi="Noto Naskh Arabic"/>
+                <w:rFonts w:ascii="Noto Serif" w:cs="Noto Naskh Arabic" w:eastAsia="Noto Naskh Arabic" w:hAnsi="Noto Serif"/>
                 <w:sz w:val="20"/>
                 <w:szCs w:val="20"/>
               </w:rPr>
             </w:pPr>
             <w:r>
               <w:rPr>
-                <w:rFonts w:ascii="Noto Naskh Arabic" w:cs="Noto Naskh Arabic" w:eastAsia="Noto Naskh Arabic" w:hAnsi="Noto Naskh Arabic"/>
+                <w:rFonts w:ascii="Noto Serif" w:cs="Noto Naskh Arabic" w:eastAsia="Noto Naskh Arabic" w:hAnsi="Noto Serif"/>
                 <w:sz w:val="20"/>
                 <w:szCs w:val="20"/>
                 <w:rtl w:val="0"/>
@@ -1176,14 +1176,14 @@
               <w:widowControl w:val="0"/>
               <w:jc w:val="center"/>
               <w:rPr>
-                <w:rFonts w:ascii="Noto Naskh Arabic" w:cs="Noto Naskh Arabic" w:eastAsia="Noto Naskh Arabic" w:hAnsi="Noto Naskh Arabic"/>
+                <w:rFonts w:ascii="Noto Serif" w:cs="Noto Naskh Arabic" w:eastAsia="Noto Naskh Arabic" w:hAnsi="Noto Serif"/>
                 <w:sz w:val="20"/>
                 <w:szCs w:val="20"/>
               </w:rPr>
             </w:pPr>
             <w:r>
               <w:rPr>
-                <w:rFonts w:ascii="Noto Naskh Arabic" w:cs="Noto Naskh Arabic" w:eastAsia="Noto Naskh Arabic" w:hAnsi="Noto Naskh Arabic"/>
+                <w:rFonts w:ascii="Noto Serif" w:cs="Noto Naskh Arabic" w:eastAsia="Noto Naskh Arabic" w:hAnsi="Noto Serif"/>
                 <w:sz w:val="20"/>
                 <w:szCs w:val="20"/>
                 <w:rtl w:val="0"/>
@@ -1199,14 +1199,14 @@
               <w:widowControl w:val="0"/>
               <w:jc w:val="center"/>
               <w:rPr>
-                <w:rFonts w:ascii="Noto Naskh Arabic" w:cs="Noto Naskh Arabic" w:eastAsia="Noto Naskh Arabic" w:hAnsi="Noto Naskh Arabic"/>
+                <w:rFonts w:ascii="Noto Serif" w:cs="Noto Naskh Arabic" w:eastAsia="Noto Naskh Arabic" w:hAnsi="Noto Serif"/>
                 <w:sz w:val="20"/>
                 <w:szCs w:val="20"/>
               </w:rPr>
             </w:pPr>
             <w:r>
               <w:rPr>
-                <w:rFonts w:ascii="Noto Naskh Arabic" w:cs="Noto Naskh Arabic" w:eastAsia="Noto Naskh Arabic" w:hAnsi="Noto Naskh Arabic"/>
+                <w:rFonts w:ascii="Noto Serif" w:cs="Noto Naskh Arabic" w:eastAsia="Noto Naskh Arabic" w:hAnsi="Noto Serif"/>
                 <w:sz w:val="20"/>
                 <w:szCs w:val="20"/>
                 <w:rtl w:val="0"/>
@@ -1222,14 +1222,14 @@
               <w:widowControl w:val="0"/>
               <w:jc w:val="center"/>
               <w:rPr>
-                <w:rFonts w:ascii="Noto Naskh Arabic" w:cs="Noto Naskh Arabic" w:eastAsia="Noto Naskh Arabic" w:hAnsi="Noto Naskh Arabic"/>
+                <w:rFonts w:ascii="Noto Serif" w:cs="Noto Naskh Arabic" w:eastAsia="Noto Naskh Arabic" w:hAnsi="Noto Serif"/>
                 <w:sz w:val="20"/>
                 <w:szCs w:val="20"/>
               </w:rPr>
             </w:pPr>
             <w:r>
               <w:rPr>
-                <w:rFonts w:ascii="Noto Naskh Arabic" w:cs="Noto Naskh Arabic" w:eastAsia="Noto Naskh Arabic" w:hAnsi="Noto Naskh Arabic"/>
+                <w:rFonts w:ascii="Noto Serif" w:cs="Noto Naskh Arabic" w:eastAsia="Noto Naskh Arabic" w:hAnsi="Noto Serif"/>
                 <w:sz w:val="20"/>
                 <w:szCs w:val="20"/>
                 <w:rtl w:val="0"/>
@@ -1245,14 +1245,14 @@
               <w:widowControl w:val="0"/>
               <w:jc w:val="center"/>
               <w:rPr>
-                <w:rFonts w:ascii="Noto Naskh Arabic" w:cs="Noto Naskh Arabic" w:eastAsia="Noto Naskh Arabic" w:hAnsi="Noto Naskh Arabic"/>
+                <w:rFonts w:ascii="Noto Serif" w:cs="Noto Naskh Arabic" w:eastAsia="Noto Naskh Arabic" w:hAnsi="Noto Serif"/>
                 <w:sz w:val="20"/>
                 <w:szCs w:val="20"/>
               </w:rPr>
             </w:pPr>
             <w:r>
               <w:rPr>
-                <w:rFonts w:ascii="Noto Naskh Arabic" w:cs="Noto Naskh Arabic" w:eastAsia="Noto Naskh Arabic" w:hAnsi="Noto Naskh Arabic"/>
+                <w:rFonts w:ascii="Noto Serif" w:cs="Noto Naskh Arabic" w:eastAsia="Noto Naskh Arabic" w:hAnsi="Noto Serif"/>
                 <w:sz w:val="20"/>
                 <w:szCs w:val="20"/>
                 <w:rtl w:val="0"/>
@@ -1269,14 +1269,14 @@
               <w:bidi w:val="1"/>
               <w:jc w:val="center"/>
               <w:rPr>
-                <w:rFonts w:ascii="Noto Naskh Arabic" w:cs="Noto Naskh Arabic" w:eastAsia="Noto Naskh Arabic" w:hAnsi="Noto Naskh Arabic"/>
+                <w:rFonts w:ascii="Noto Serif" w:cs="Noto Naskh Arabic" w:eastAsia="Noto Naskh Arabic" w:hAnsi="Noto Serif"/>
                 <w:sz w:val="20"/>
                 <w:szCs w:val="20"/>
               </w:rPr>
             </w:pPr>
             <w:r>
               <w:rPr>
-                <w:rFonts w:ascii="Noto Naskh Arabic" w:cs="Noto Naskh Arabic" w:eastAsia="Noto Naskh Arabic" w:hAnsi="Noto Naskh Arabic"/>
+                <w:rFonts w:ascii="Noto Serif" w:cs="Noto Naskh Arabic" w:eastAsia="Noto Naskh Arabic" w:hAnsi="Noto Serif"/>
                 <w:sz w:val="20"/>
                 <w:szCs w:val="20"/>
                 <w:rtl w:val="0"/>
@@ -1298,14 +1298,14 @@
             <w:pPr>
               <w:widowControl w:val="0"/>
               <w:rPr>
-                <w:rFonts w:ascii="Noto Naskh Arabic" w:cs="Noto Naskh Arabic" w:eastAsia="Noto Naskh Arabic" w:hAnsi="Noto Naskh Arabic"/>
+                <w:rFonts w:ascii="Noto Serif" w:cs="Noto Naskh Arabic" w:eastAsia="Noto Naskh Arabic" w:hAnsi="Noto Serif"/>
                 <w:sz w:val="20"/>
                 <w:szCs w:val="20"/>
               </w:rPr>
             </w:pPr>
             <w:r>
               <w:rPr>
-                <w:rFonts w:ascii="Noto Naskh Arabic" w:cs="Noto Naskh Arabic" w:eastAsia="Noto Naskh Arabic" w:hAnsi="Noto Naskh Arabic"/>
+                <w:rFonts w:ascii="Noto Serif" w:cs="Noto Naskh Arabic" w:eastAsia="Noto Naskh Arabic" w:hAnsi="Noto Serif"/>
                 <w:sz w:val="20"/>
                 <w:szCs w:val="20"/>
                 <w:rtl w:val="0"/>
@@ -1320,7 +1320,7 @@
             <w:pPr>
               <w:widowControl w:val="0"/>
               <w:rPr>
-                <w:rFonts w:ascii="Noto Naskh Arabic" w:cs="Noto Naskh Arabic" w:eastAsia="Noto Naskh Arabic" w:hAnsi="Noto Naskh Arabic"/>
+                <w:rFonts w:ascii="Noto Serif" w:cs="Noto Naskh Arabic" w:eastAsia="Noto Naskh Arabic" w:hAnsi="Noto Serif"/>
                 <w:sz w:val="20"/>
                 <w:szCs w:val="20"/>
               </w:rPr>
@@ -1338,7 +1338,7 @@
             <w:pPr>
               <w:widowControl w:val="0"/>
               <w:rPr>
-                <w:rFonts w:ascii="Noto Naskh Arabic" w:cs="Noto Naskh Arabic" w:eastAsia="Noto Naskh Arabic" w:hAnsi="Noto Naskh Arabic"/>
+                <w:rFonts w:ascii="Noto Serif" w:cs="Noto Naskh Arabic" w:eastAsia="Noto Naskh Arabic" w:hAnsi="Noto Serif"/>
                 <w:sz w:val="20"/>
                 <w:szCs w:val="20"/>
               </w:rPr>
@@ -1356,7 +1356,7 @@
             <w:pPr>
               <w:widowControl w:val="0"/>
               <w:rPr>
-                <w:rFonts w:ascii="Noto Naskh Arabic" w:cs="Noto Naskh Arabic" w:eastAsia="Noto Naskh Arabic" w:hAnsi="Noto Naskh Arabic"/>
+                <w:rFonts w:ascii="Noto Serif" w:cs="Noto Naskh Arabic" w:eastAsia="Noto Naskh Arabic" w:hAnsi="Noto Serif"/>
                 <w:sz w:val="20"/>
                 <w:szCs w:val="20"/>
               </w:rPr>
@@ -1374,7 +1374,7 @@
             <w:pPr>
               <w:widowControl w:val="0"/>
               <w:rPr>
-                <w:rFonts w:ascii="Noto Naskh Arabic" w:cs="Noto Naskh Arabic" w:eastAsia="Noto Naskh Arabic" w:hAnsi="Noto Naskh Arabic"/>
+                <w:rFonts w:ascii="Noto Serif" w:cs="Noto Naskh Arabic" w:eastAsia="Noto Naskh Arabic" w:hAnsi="Noto Serif"/>
                 <w:sz w:val="20"/>
                 <w:szCs w:val="20"/>
               </w:rPr>
@@ -1392,7 +1392,7 @@
             <w:pPr>
               <w:widowControl w:val="0"/>
               <w:rPr>
-                <w:rFonts w:ascii="Noto Naskh Arabic" w:cs="Noto Naskh Arabic" w:eastAsia="Noto Naskh Arabic" w:hAnsi="Noto Naskh Arabic"/>
+                <w:rFonts w:ascii="Noto Serif" w:cs="Noto Naskh Arabic" w:eastAsia="Noto Naskh Arabic" w:hAnsi="Noto Serif"/>
                 <w:sz w:val="20"/>
                 <w:szCs w:val="20"/>
               </w:rPr>
@@ -1411,7 +1411,7 @@
               <w:widowControl w:val="0"/>
               <w:bidi w:val="1"/>
               <w:rPr>
-                <w:rFonts w:ascii="Noto Naskh Arabic" w:cs="Noto Naskh Arabic" w:eastAsia="Noto Naskh Arabic" w:hAnsi="Noto Naskh Arabic"/>
+                <w:rFonts w:ascii="Noto Serif" w:cs="Noto Naskh Arabic" w:eastAsia="Noto Naskh Arabic" w:hAnsi="Noto Serif"/>
                 <w:sz w:val="20"/>
                 <w:szCs w:val="20"/>
               </w:rPr>
@@ -1425,13 +1425,16 @@
         </w:tc>
       </w:tr>
     </w:tbl>
+    <w:p/>
+    <w:p/>
+    <w:p/>
     <w:p>
       <w:pPr>
         <w:bidi w:val="1"/>
         <w:ind w:left="0" w:right="0" w:firstLine="0"/>
         <w:jc w:val="both"/>
         <w:rPr>
-          <w:rFonts w:ascii="Noto Naskh Arabic" w:cs="Noto Naskh Arabic" w:eastAsia="Noto Naskh Arabic" w:hAnsi="Noto Naskh Arabic"/>
+          <w:rFonts w:ascii="Noto Serif" w:cs="Noto Naskh Arabic" w:eastAsia="Noto Naskh Arabic" w:hAnsi="Noto Serif"/>
         </w:rPr>
       </w:pPr>
       <w:r>
@@ -1446,7 +1449,7 @@
         <w:ind w:left="0" w:right="0" w:firstLine="0"/>
         <w:jc w:val="both"/>
         <w:rPr>
-          <w:rFonts w:ascii="Noto Naskh Arabic" w:cs="Noto Naskh Arabic" w:eastAsia="Noto Naskh Arabic" w:hAnsi="Noto Naskh Arabic"/>
+          <w:rFonts w:ascii="Noto Serif" w:cs="Noto Naskh Arabic" w:eastAsia="Noto Naskh Arabic" w:hAnsi="Noto Serif"/>
         </w:rPr>
       </w:pPr>
       <w:r>
@@ -1474,7 +1477,7 @@
         <w:ind w:left="0" w:right="0" w:firstLine="0"/>
         <w:jc w:val="left"/>
         <w:rPr>
-          <w:rFonts w:ascii="Noto Naskh Arabic" w:cs="Noto Naskh Arabic" w:eastAsia="Noto Naskh Arabic" w:hAnsi="Noto Naskh Arabic"/>
+          <w:rFonts w:ascii="Noto Serif" w:cs="Noto Naskh Arabic" w:eastAsia="Noto Naskh Arabic" w:hAnsi="Noto Serif"/>
           <w:b w:val="0"/>
           <w:bCs w:val="0"/>
           <w:i w:val="0"/>
@@ -1496,7 +1499,7 @@
       </w:r>
       <w:r>
         <w:rPr>
-          <w:rFonts w:ascii="Noto Naskh Arabic" w:cs="Noto Naskh Arabic" w:eastAsia="Noto Naskh Arabic" w:hAnsi="Noto Naskh Arabic"/>
+          <w:rFonts w:ascii="Noto Serif" w:cs="Noto Naskh Arabic" w:eastAsia="Noto Naskh Arabic" w:hAnsi="Noto Serif"/>
           <w:b w:val="1"/>
           <w:bCs w:val="1"/>
           <w:i w:val="0"/>
@@ -1515,7 +1518,7 @@
       </w:r>
       <w:r>
         <w:rPr>
-          <w:rFonts w:ascii="Noto Naskh Arabic" w:cs="Noto Naskh Arabic" w:eastAsia="Noto Naskh Arabic" w:hAnsi="Noto Naskh Arabic"/>
+          <w:rFonts w:ascii="Noto Serif" w:cs="Noto Naskh Arabic" w:eastAsia="Noto Naskh Arabic" w:hAnsi="Noto Serif"/>
           <w:b w:val="1"/>
           <w:bCs w:val="1"/>
           <w:i w:val="0"/>
@@ -1534,7 +1537,7 @@
       </w:r>
       <w:r>
         <w:rPr>
-          <w:rFonts w:ascii="Noto Naskh Arabic" w:cs="Noto Naskh Arabic" w:eastAsia="Noto Naskh Arabic" w:hAnsi="Noto Naskh Arabic"/>
+          <w:rFonts w:ascii="Noto Serif" w:cs="Noto Naskh Arabic" w:eastAsia="Noto Naskh Arabic" w:hAnsi="Noto Serif"/>
           <w:b w:val="1"/>
           <w:bCs w:val="1"/>
           <w:i w:val="0"/>
@@ -1553,7 +1556,7 @@
       </w:r>
       <w:r>
         <w:rPr>
-          <w:rFonts w:ascii="Noto Naskh Arabic" w:cs="Noto Naskh Arabic" w:eastAsia="Noto Naskh Arabic" w:hAnsi="Noto Naskh Arabic"/>
+          <w:rFonts w:ascii="Noto Serif" w:cs="Noto Naskh Arabic" w:eastAsia="Noto Naskh Arabic" w:hAnsi="Noto Serif"/>
           <w:b w:val="1"/>
           <w:bCs w:val="1"/>
           <w:i w:val="0"/>
@@ -1572,7 +1575,7 @@
       </w:r>
       <w:r>
         <w:rPr>
-          <w:rFonts w:ascii="Noto Naskh Arabic" w:cs="Noto Naskh Arabic" w:eastAsia="Noto Naskh Arabic" w:hAnsi="Noto Naskh Arabic"/>
+          <w:rFonts w:ascii="Noto Serif" w:cs="Noto Naskh Arabic" w:eastAsia="Noto Naskh Arabic" w:hAnsi="Noto Serif"/>
           <w:b w:val="1"/>
           <w:bCs w:val="1"/>
           <w:i w:val="0"/>
@@ -1591,7 +1594,7 @@
       </w:r>
       <w:r>
         <w:rPr>
-          <w:rFonts w:ascii="Noto Naskh Arabic" w:cs="Noto Naskh Arabic" w:eastAsia="Noto Naskh Arabic" w:hAnsi="Noto Naskh Arabic"/>
+          <w:rFonts w:ascii="Noto Serif" w:cs="Noto Naskh Arabic" w:eastAsia="Noto Naskh Arabic" w:hAnsi="Noto Serif"/>
           <w:b w:val="1"/>
           <w:bCs w:val="1"/>
           <w:i w:val="0"/>
@@ -1633,7 +1636,7 @@
         <w:ind w:left="0" w:right="0" w:firstLine="0"/>
         <w:jc w:val="left"/>
         <w:rPr>
-          <w:rFonts w:ascii="Noto Naskh Arabic" w:cs="Noto Naskh Arabic" w:eastAsia="Noto Naskh Arabic" w:hAnsi="Noto Naskh Arabic"/>
+          <w:rFonts w:ascii="Noto Serif" w:cs="Noto Naskh Arabic" w:eastAsia="Noto Naskh Arabic" w:hAnsi="Noto Serif"/>
           <w:b w:val="1"/>
           <w:bCs w:val="1"/>
         </w:rPr>
@@ -1645,7 +1648,7 @@
       </w:r>
       <w:r>
         <w:rPr>
-          <w:rFonts w:ascii="Noto Naskh Arabic" w:cs="Noto Naskh Arabic" w:eastAsia="Noto Naskh Arabic" w:hAnsi="Noto Naskh Arabic"/>
+          <w:rFonts w:ascii="Noto Serif" w:cs="Noto Naskh Arabic" w:eastAsia="Noto Naskh Arabic" w:hAnsi="Noto Serif"/>
           <w:b w:val="1"/>
           <w:bCs w:val="1"/>
           <w:i w:val="0"/>
@@ -1664,7 +1667,7 @@
       </w:r>
       <w:r>
         <w:rPr>
-          <w:rFonts w:ascii="Noto Naskh Arabic" w:cs="Noto Naskh Arabic" w:eastAsia="Noto Naskh Arabic" w:hAnsi="Noto Naskh Arabic"/>
+          <w:rFonts w:ascii="Noto Serif" w:cs="Noto Naskh Arabic" w:eastAsia="Noto Naskh Arabic" w:hAnsi="Noto Serif"/>
           <w:b w:val="1"/>
           <w:bCs w:val="1"/>
           <w:i w:val="0"/>
@@ -1683,7 +1686,7 @@
       </w:r>
       <w:r>
         <w:rPr>
-          <w:rFonts w:ascii="Noto Naskh Arabic" w:cs="Noto Naskh Arabic" w:eastAsia="Noto Naskh Arabic" w:hAnsi="Noto Naskh Arabic"/>
+          <w:rFonts w:ascii="Noto Serif" w:cs="Noto Naskh Arabic" w:eastAsia="Noto Naskh Arabic" w:hAnsi="Noto Serif"/>
           <w:b w:val="1"/>
           <w:bCs w:val="1"/>
           <w:i w:val="0"/>
@@ -1702,7 +1705,7 @@
       </w:r>
       <w:r>
         <w:rPr>
-          <w:rFonts w:ascii="Noto Naskh Arabic" w:cs="Noto Naskh Arabic" w:eastAsia="Noto Naskh Arabic" w:hAnsi="Noto Naskh Arabic"/>
+          <w:rFonts w:ascii="Noto Serif" w:cs="Noto Naskh Arabic" w:eastAsia="Noto Naskh Arabic" w:hAnsi="Noto Serif"/>
           <w:b w:val="1"/>
           <w:bCs w:val="1"/>
           <w:i w:val="0"/>
@@ -1721,7 +1724,7 @@
       </w:r>
       <w:r>
         <w:rPr>
-          <w:rFonts w:ascii="Noto Naskh Arabic" w:cs="Noto Naskh Arabic" w:eastAsia="Noto Naskh Arabic" w:hAnsi="Noto Naskh Arabic"/>
+          <w:rFonts w:ascii="Noto Serif" w:cs="Noto Naskh Arabic" w:eastAsia="Noto Naskh Arabic" w:hAnsi="Noto Serif"/>
           <w:b w:val="1"/>
           <w:bCs w:val="1"/>
           <w:i w:val="0"/>
@@ -1740,7 +1743,7 @@
       </w:r>
       <w:r>
         <w:rPr>
-          <w:rFonts w:ascii="Noto Naskh Arabic" w:cs="Noto Naskh Arabic" w:eastAsia="Noto Naskh Arabic" w:hAnsi="Noto Naskh Arabic"/>
+          <w:rFonts w:ascii="Noto Serif" w:cs="Noto Naskh Arabic" w:eastAsia="Noto Naskh Arabic" w:hAnsi="Noto Serif"/>
           <w:b w:val="1"/>
           <w:bCs w:val="1"/>
           <w:i w:val="0"/>
@@ -1759,7 +1762,7 @@
       </w:r>
       <w:r>
         <w:rPr>
-          <w:rFonts w:ascii="Noto Naskh Arabic" w:cs="Noto Naskh Arabic" w:eastAsia="Noto Naskh Arabic" w:hAnsi="Noto Naskh Arabic"/>
+          <w:rFonts w:ascii="Noto Serif" w:cs="Noto Naskh Arabic" w:eastAsia="Noto Naskh Arabic" w:hAnsi="Noto Serif"/>
           <w:b w:val="1"/>
           <w:bCs w:val="1"/>
           <w:i w:val="0"/>
@@ -1801,7 +1804,7 @@
         <w:ind w:left="0" w:right="0" w:firstLine="0"/>
         <w:jc w:val="both"/>
         <w:rPr>
-          <w:rFonts w:ascii="Noto Naskh Arabic" w:cs="Noto Naskh Arabic" w:eastAsia="Noto Naskh Arabic" w:hAnsi="Noto Naskh Arabic"/>
+          <w:rFonts w:ascii="Noto Serif" w:cs="Noto Naskh Arabic" w:eastAsia="Noto Naskh Arabic" w:hAnsi="Noto Serif"/>
           <w:b w:val="0"/>
           <w:bCs w:val="0"/>
           <w:i w:val="0"/>
@@ -1818,7 +1821,7 @@
       </w:pPr>
       <w:r>
         <w:rPr>
-          <w:rFonts w:ascii="Noto Naskh Arabic" w:cs="Noto Naskh Arabic" w:eastAsia="Noto Naskh Arabic" w:hAnsi="Noto Naskh Arabic"/>
+          <w:rFonts w:ascii="Noto Serif" w:cs="Noto Naskh Arabic" w:eastAsia="Noto Naskh Arabic" w:hAnsi="Noto Serif"/>
           <w:b w:val="1"/>
           <w:bCs w:val="1"/>
           <w:i w:val="0"/>
@@ -1837,7 +1840,7 @@
       </w:r>
       <w:r>
         <w:rPr>
-          <w:rFonts w:ascii="Noto Naskh Arabic" w:cs="Noto Naskh Arabic" w:eastAsia="Noto Naskh Arabic" w:hAnsi="Noto Naskh Arabic"/>
+          <w:rFonts w:ascii="Noto Serif" w:cs="Noto Naskh Arabic" w:eastAsia="Noto Naskh Arabic" w:hAnsi="Noto Serif"/>
           <w:b w:val="1"/>
           <w:bCs w:val="1"/>
           <w:i w:val="0"/>
@@ -1898,7 +1901,7 @@
       </w:pPr>
       <w:r>
         <w:rPr>
-          <w:rFonts w:ascii="Noto Naskh Arabic" w:cs="Noto Naskh Arabic" w:eastAsia="Noto Naskh Arabic" w:hAnsi="Noto Naskh Arabic"/>
+          <w:rFonts w:ascii="Noto Serif" w:cs="Noto Naskh Arabic" w:eastAsia="Noto Naskh Arabic" w:hAnsi="Noto Serif"/>
           <w:b w:val="0"/>
           <w:bCs w:val="0"/>
           <w:i w:val="0"/>
@@ -1917,7 +1920,7 @@
       </w:r>
       <w:r>
         <w:rPr>
-          <w:rFonts w:ascii="Noto Naskh Arabic" w:cs="Noto Naskh Arabic" w:eastAsia="Noto Naskh Arabic" w:hAnsi="Noto Naskh Arabic"/>
+          <w:rFonts w:ascii="Noto Serif" w:cs="Noto Naskh Arabic" w:eastAsia="Noto Naskh Arabic" w:hAnsi="Noto Serif"/>
           <w:b w:val="0"/>
           <w:bCs w:val="0"/>
           <w:i w:val="0"/>
@@ -1936,7 +1939,7 @@
       </w:r>
       <w:r>
         <w:rPr>
-          <w:rFonts w:ascii="Noto Naskh Arabic" w:cs="Noto Naskh Arabic" w:eastAsia="Noto Naskh Arabic" w:hAnsi="Noto Naskh Arabic"/>
+          <w:rFonts w:ascii="Noto Serif" w:cs="Noto Naskh Arabic" w:eastAsia="Noto Naskh Arabic" w:hAnsi="Noto Serif"/>
           <w:b w:val="0"/>
           <w:bCs w:val="0"/>
           <w:i w:val="0"/>
@@ -1955,7 +1958,7 @@
       </w:r>
       <w:r>
         <w:rPr>
-          <w:rFonts w:ascii="Noto Naskh Arabic" w:cs="Noto Naskh Arabic" w:eastAsia="Noto Naskh Arabic" w:hAnsi="Noto Naskh Arabic"/>
+          <w:rFonts w:ascii="Noto Serif" w:cs="Noto Naskh Arabic" w:eastAsia="Noto Naskh Arabic" w:hAnsi="Noto Serif"/>
           <w:b w:val="0"/>
           <w:bCs w:val="0"/>
           <w:i w:val="0"/>
@@ -1974,7 +1977,7 @@
       </w:r>
       <w:r>
         <w:rPr>
-          <w:rFonts w:ascii="Noto Naskh Arabic" w:cs="Noto Naskh Arabic" w:eastAsia="Noto Naskh Arabic" w:hAnsi="Noto Naskh Arabic"/>
+          <w:rFonts w:ascii="Noto Serif" w:cs="Noto Naskh Arabic" w:eastAsia="Noto Naskh Arabic" w:hAnsi="Noto Serif"/>
           <w:b w:val="0"/>
           <w:bCs w:val="0"/>
           <w:i w:val="0"/>
@@ -1993,7 +1996,7 @@
       </w:r>
       <w:r>
         <w:rPr>
-          <w:rFonts w:ascii="Noto Naskh Arabic" w:cs="Noto Naskh Arabic" w:eastAsia="Noto Naskh Arabic" w:hAnsi="Noto Naskh Arabic"/>
+          <w:rFonts w:ascii="Noto Serif" w:cs="Noto Naskh Arabic" w:eastAsia="Noto Naskh Arabic" w:hAnsi="Noto Serif"/>
           <w:b w:val="0"/>
           <w:bCs w:val="0"/>
           <w:i w:val="0"/>
@@ -2012,7 +2015,7 @@
       </w:r>
       <w:r>
         <w:rPr>
-          <w:rFonts w:ascii="Noto Naskh Arabic" w:cs="Noto Naskh Arabic" w:eastAsia="Noto Naskh Arabic" w:hAnsi="Noto Naskh Arabic"/>
+          <w:rFonts w:ascii="Noto Serif" w:cs="Noto Naskh Arabic" w:eastAsia="Noto Naskh Arabic" w:hAnsi="Noto Serif"/>
           <w:b w:val="0"/>
           <w:bCs w:val="0"/>
           <w:i w:val="0"/>
@@ -2031,7 +2034,7 @@
       </w:r>
       <w:r>
         <w:rPr>
-          <w:rFonts w:ascii="Noto Naskh Arabic" w:cs="Noto Naskh Arabic" w:eastAsia="Noto Naskh Arabic" w:hAnsi="Noto Naskh Arabic"/>
+          <w:rFonts w:ascii="Noto Serif" w:cs="Noto Naskh Arabic" w:eastAsia="Noto Naskh Arabic" w:hAnsi="Noto Serif"/>
           <w:b w:val="0"/>
           <w:bCs w:val="0"/>
           <w:i w:val="0"/>
@@ -2073,7 +2076,7 @@
         <w:ind w:left="0" w:right="0" w:firstLine="0"/>
         <w:jc w:val="both"/>
         <w:rPr>
-          <w:rFonts w:ascii="Noto Naskh Arabic" w:cs="Noto Naskh Arabic" w:eastAsia="Noto Naskh Arabic" w:hAnsi="Noto Naskh Arabic"/>
+          <w:rFonts w:ascii="Noto Serif" w:cs="Noto Naskh Arabic" w:eastAsia="Noto Naskh Arabic" w:hAnsi="Noto Serif"/>
           <w:b w:val="0"/>
           <w:bCs w:val="0"/>
           <w:i w:val="0"/>
@@ -2090,7 +2093,7 @@
       </w:pPr>
       <w:r>
         <w:rPr>
-          <w:rFonts w:ascii="Noto Naskh Arabic" w:cs="Noto Naskh Arabic" w:eastAsia="Noto Naskh Arabic" w:hAnsi="Noto Naskh Arabic"/>
+          <w:rFonts w:ascii="Noto Serif" w:cs="Noto Naskh Arabic" w:eastAsia="Noto Naskh Arabic" w:hAnsi="Noto Serif"/>
           <w:b w:val="1"/>
           <w:bCs w:val="1"/>
           <w:i w:val="0"/>
@@ -2109,7 +2112,7 @@
       </w:r>
       <w:r>
         <w:rPr>
-          <w:rFonts w:ascii="Noto Naskh Arabic" w:cs="Noto Naskh Arabic" w:eastAsia="Noto Naskh Arabic" w:hAnsi="Noto Naskh Arabic"/>
+          <w:rFonts w:ascii="Noto Serif" w:cs="Noto Naskh Arabic" w:eastAsia="Noto Naskh Arabic" w:hAnsi="Noto Serif"/>
           <w:b w:val="1"/>
           <w:bCs w:val="1"/>
           <w:i w:val="0"/>
@@ -2128,7 +2131,7 @@
       </w:r>
       <w:r>
         <w:rPr>
-          <w:rFonts w:ascii="Noto Naskh Arabic" w:cs="Noto Naskh Arabic" w:eastAsia="Noto Naskh Arabic" w:hAnsi="Noto Naskh Arabic"/>
+          <w:rFonts w:ascii="Noto Serif" w:cs="Noto Naskh Arabic" w:eastAsia="Noto Naskh Arabic" w:hAnsi="Noto Serif"/>
           <w:b w:val="1"/>
           <w:bCs w:val="1"/>
           <w:i w:val="0"/>
@@ -2147,7 +2150,7 @@
       </w:r>
       <w:r>
         <w:rPr>
-          <w:rFonts w:ascii="Noto Naskh Arabic" w:cs="Noto Naskh Arabic" w:eastAsia="Noto Naskh Arabic" w:hAnsi="Noto Naskh Arabic"/>
+          <w:rFonts w:ascii="Noto Serif" w:cs="Noto Naskh Arabic" w:eastAsia="Noto Naskh Arabic" w:hAnsi="Noto Serif"/>
           <w:b w:val="1"/>
           <w:bCs w:val="1"/>
           <w:i w:val="0"/>
@@ -2208,7 +2211,7 @@
       </w:pPr>
       <w:r>
         <w:rPr>
-          <w:rFonts w:ascii="Noto Naskh Arabic" w:cs="Noto Naskh Arabic" w:eastAsia="Noto Naskh Arabic" w:hAnsi="Noto Naskh Arabic"/>
+          <w:rFonts w:ascii="Noto Serif" w:cs="Noto Naskh Arabic" w:eastAsia="Noto Naskh Arabic" w:hAnsi="Noto Serif"/>
           <w:b w:val="0"/>
           <w:bCs w:val="0"/>
           <w:i w:val="0"/>
@@ -2227,7 +2230,7 @@
       </w:r>
       <w:r>
         <w:rPr>
-          <w:rFonts w:ascii="Noto Naskh Arabic" w:cs="Noto Naskh Arabic" w:eastAsia="Noto Naskh Arabic" w:hAnsi="Noto Naskh Arabic"/>
+          <w:rFonts w:ascii="Noto Serif" w:cs="Noto Naskh Arabic" w:eastAsia="Noto Naskh Arabic" w:hAnsi="Noto Serif"/>
           <w:b w:val="0"/>
           <w:bCs w:val="0"/>
           <w:i w:val="0"/>
@@ -2246,7 +2249,7 @@
       </w:r>
       <w:r>
         <w:rPr>
-          <w:rFonts w:ascii="Noto Naskh Arabic" w:cs="Noto Naskh Arabic" w:eastAsia="Noto Naskh Arabic" w:hAnsi="Noto Naskh Arabic"/>
+          <w:rFonts w:ascii="Noto Serif" w:cs="Noto Naskh Arabic" w:eastAsia="Noto Naskh Arabic" w:hAnsi="Noto Serif"/>
           <w:b w:val="0"/>
           <w:bCs w:val="0"/>
           <w:i w:val="0"/>
@@ -2265,7 +2268,7 @@
       </w:r>
       <w:r>
         <w:rPr>
-          <w:rFonts w:ascii="Noto Naskh Arabic" w:cs="Noto Naskh Arabic" w:eastAsia="Noto Naskh Arabic" w:hAnsi="Noto Naskh Arabic"/>
+          <w:rFonts w:ascii="Noto Serif" w:cs="Noto Naskh Arabic" w:eastAsia="Noto Naskh Arabic" w:hAnsi="Noto Serif"/>
           <w:b w:val="0"/>
           <w:bCs w:val="0"/>
           <w:i w:val="0"/>
@@ -2284,7 +2287,7 @@
       </w:r>
       <w:r>
         <w:rPr>
-          <w:rFonts w:ascii="Noto Naskh Arabic" w:cs="Noto Naskh Arabic" w:eastAsia="Noto Naskh Arabic" w:hAnsi="Noto Naskh Arabic"/>
+          <w:rFonts w:ascii="Noto Serif" w:cs="Noto Naskh Arabic" w:eastAsia="Noto Naskh Arabic" w:hAnsi="Noto Serif"/>
           <w:b w:val="0"/>
           <w:bCs w:val="0"/>
           <w:i w:val="0"/>
@@ -2303,7 +2306,7 @@
       </w:r>
       <w:r>
         <w:rPr>
-          <w:rFonts w:ascii="Noto Naskh Arabic" w:cs="Noto Naskh Arabic" w:eastAsia="Noto Naskh Arabic" w:hAnsi="Noto Naskh Arabic"/>
+          <w:rFonts w:ascii="Noto Serif" w:cs="Noto Naskh Arabic" w:eastAsia="Noto Naskh Arabic" w:hAnsi="Noto Serif"/>
           <w:b w:val="0"/>
           <w:bCs w:val="0"/>
           <w:i w:val="0"/>
@@ -2322,7 +2325,7 @@
       </w:r>
       <w:r>
         <w:rPr>
-          <w:rFonts w:ascii="Noto Naskh Arabic" w:cs="Noto Naskh Arabic" w:eastAsia="Noto Naskh Arabic" w:hAnsi="Noto Naskh Arabic"/>
+          <w:rFonts w:ascii="Noto Serif" w:cs="Noto Naskh Arabic" w:eastAsia="Noto Naskh Arabic" w:hAnsi="Noto Serif"/>
           <w:b w:val="0"/>
           <w:bCs w:val="0"/>
           <w:i w:val="0"/>
@@ -2341,14 +2344,14 @@
       </w:r>
       <w:r>
         <w:rPr>
-          <w:rFonts w:ascii="Noto Naskh Arabic" w:cs="Noto Naskh Arabic" w:eastAsia="Noto Naskh Arabic" w:hAnsi="Noto Naskh Arabic"/>
+          <w:rFonts w:ascii="Noto Serif" w:cs="Noto Naskh Arabic" w:eastAsia="Noto Naskh Arabic" w:hAnsi="Noto Serif"/>
           <w:rtl w:val="0"/>
         </w:rPr>
         <w:t xml:space="preserve"> </w:t>
       </w:r>
       <w:r>
         <w:rPr>
-          <w:rFonts w:ascii="Noto Naskh Arabic" w:cs="Noto Naskh Arabic" w:eastAsia="Noto Naskh Arabic" w:hAnsi="Noto Naskh Arabic"/>
+          <w:rFonts w:ascii="Noto Serif" w:cs="Noto Naskh Arabic" w:eastAsia="Noto Naskh Arabic" w:hAnsi="Noto Serif"/>
           <w:b w:val="0"/>
           <w:bCs w:val="0"/>
           <w:i w:val="0"/>
@@ -2367,7 +2370,7 @@
       </w:r>
       <w:r>
         <w:rPr>
-          <w:rFonts w:ascii="Noto Naskh Arabic" w:cs="Noto Naskh Arabic" w:eastAsia="Noto Naskh Arabic" w:hAnsi="Noto Naskh Arabic"/>
+          <w:rFonts w:ascii="Noto Serif" w:cs="Noto Naskh Arabic" w:eastAsia="Noto Naskh Arabic" w:hAnsi="Noto Serif"/>
           <w:b w:val="0"/>
           <w:bCs w:val="0"/>
           <w:i w:val="0"/>
@@ -2435,7 +2438,7 @@
                             </w:pPr>
                             <w:r>
                               <w:rPr>
-                                <w:rFonts w:ascii="Noto Naskh Arabic" w:cs="Noto Naskh Arabic" w:eastAsia="Noto Naskh Arabic" w:hAnsi="Noto Naskh Arabic"/>
+                                <w:rFonts w:ascii="Noto Serif" w:cs="Noto Naskh Arabic" w:eastAsia="Noto Naskh Arabic" w:hAnsi="Noto Serif"/>
                                 <w:b w:val="0"/>
                                 <w:i w:val="0"/>
                                 <w:smallCaps w:val="0"/>
@@ -2456,7 +2459,7 @@
                             </w:pPr>
                             <w:r>
                               <w:rPr>
-                                <w:rFonts w:ascii="Noto Naskh Arabic" w:cs="Noto Naskh Arabic" w:eastAsia="Noto Naskh Arabic" w:hAnsi="Noto Naskh Arabic"/>
+                                <w:rFonts w:ascii="Noto Serif" w:cs="Noto Naskh Arabic" w:eastAsia="Noto Naskh Arabic" w:hAnsi="Noto Serif"/>
                                 <w:b w:val="0"/>
                                 <w:i w:val="0"/>
                                 <w:smallCaps w:val="0"/>
@@ -2671,7 +2674,7 @@
       </w:pPr>
       <w:r>
         <w:rPr>
-          <w:rFonts w:ascii="Noto Naskh Arabic" w:cs="Noto Naskh Arabic" w:eastAsia="Noto Naskh Arabic" w:hAnsi="Noto Naskh Arabic"/>
+          <w:rFonts w:ascii="Noto Serif" w:cs="Noto Naskh Arabic" w:eastAsia="Noto Naskh Arabic" w:hAnsi="Noto Serif"/>
           <w:b w:val="0"/>
           <w:bCs w:val="0"/>
           <w:i w:val="0"/>
@@ -2690,7 +2693,7 @@
       </w:r>
       <w:r>
         <w:rPr>
-          <w:rFonts w:ascii="Noto Naskh Arabic" w:cs="Noto Naskh Arabic" w:eastAsia="Noto Naskh Arabic" w:hAnsi="Noto Naskh Arabic"/>
+          <w:rFonts w:ascii="Noto Serif" w:cs="Noto Naskh Arabic" w:eastAsia="Noto Naskh Arabic" w:hAnsi="Noto Serif"/>
           <w:b w:val="0"/>
           <w:bCs w:val="0"/>
           <w:i w:val="0"/>
@@ -2709,7 +2712,7 @@
       </w:r>
       <w:r>
         <w:rPr>
-          <w:rFonts w:ascii="Noto Naskh Arabic" w:cs="Noto Naskh Arabic" w:eastAsia="Noto Naskh Arabic" w:hAnsi="Noto Naskh Arabic"/>
+          <w:rFonts w:ascii="Noto Serif" w:cs="Noto Naskh Arabic" w:eastAsia="Noto Naskh Arabic" w:hAnsi="Noto Serif"/>
           <w:b w:val="0"/>
           <w:bCs w:val="0"/>
           <w:i w:val="0"/>
@@ -2728,7 +2731,7 @@
       </w:r>
       <w:r>
         <w:rPr>
-          <w:rFonts w:ascii="Noto Naskh Arabic" w:cs="Noto Naskh Arabic" w:eastAsia="Noto Naskh Arabic" w:hAnsi="Noto Naskh Arabic"/>
+          <w:rFonts w:ascii="Noto Serif" w:cs="Noto Naskh Arabic" w:eastAsia="Noto Naskh Arabic" w:hAnsi="Noto Serif"/>
           <w:b w:val="0"/>
           <w:bCs w:val="0"/>
           <w:i w:val="0"/>
@@ -2747,7 +2750,7 @@
       </w:r>
       <w:r>
         <w:rPr>
-          <w:rFonts w:ascii="Noto Naskh Arabic" w:cs="Noto Naskh Arabic" w:eastAsia="Noto Naskh Arabic" w:hAnsi="Noto Naskh Arabic"/>
+          <w:rFonts w:ascii="Noto Serif" w:cs="Noto Naskh Arabic" w:eastAsia="Noto Naskh Arabic" w:hAnsi="Noto Serif"/>
           <w:b w:val="0"/>
           <w:bCs w:val="0"/>
           <w:i w:val="0"/>
@@ -2766,7 +2769,7 @@
       </w:r>
       <w:r>
         <w:rPr>
-          <w:rFonts w:ascii="Noto Naskh Arabic" w:cs="Noto Naskh Arabic" w:eastAsia="Noto Naskh Arabic" w:hAnsi="Noto Naskh Arabic"/>
+          <w:rFonts w:ascii="Noto Serif" w:cs="Noto Naskh Arabic" w:eastAsia="Noto Naskh Arabic" w:hAnsi="Noto Serif"/>
           <w:b w:val="0"/>
           <w:bCs w:val="0"/>
           <w:i w:val="0"/>
@@ -2785,7 +2788,7 @@
       </w:r>
       <w:r>
         <w:rPr>
-          <w:rFonts w:ascii="Noto Naskh Arabic" w:cs="Noto Naskh Arabic" w:eastAsia="Noto Naskh Arabic" w:hAnsi="Noto Naskh Arabic"/>
+          <w:rFonts w:ascii="Noto Serif" w:cs="Noto Naskh Arabic" w:eastAsia="Noto Naskh Arabic" w:hAnsi="Noto Serif"/>
           <w:b w:val="0"/>
           <w:bCs w:val="0"/>
           <w:i w:val="0"/>
@@ -2804,7 +2807,7 @@
       </w:r>
       <w:r>
         <w:rPr>
-          <w:rFonts w:ascii="Noto Naskh Arabic" w:cs="Noto Naskh Arabic" w:eastAsia="Noto Naskh Arabic" w:hAnsi="Noto Naskh Arabic"/>
+          <w:rFonts w:ascii="Noto Serif" w:cs="Noto Naskh Arabic" w:eastAsia="Noto Naskh Arabic" w:hAnsi="Noto Serif"/>
           <w:b w:val="0"/>
           <w:bCs w:val="0"/>
           <w:i w:val="0"/>
@@ -2823,7 +2826,7 @@
       </w:r>
       <w:r>
         <w:rPr>
-          <w:rFonts w:ascii="Noto Naskh Arabic" w:cs="Noto Naskh Arabic" w:eastAsia="Noto Naskh Arabic" w:hAnsi="Noto Naskh Arabic"/>
+          <w:rFonts w:ascii="Noto Serif" w:cs="Noto Naskh Arabic" w:eastAsia="Noto Naskh Arabic" w:hAnsi="Noto Serif"/>
           <w:b w:val="0"/>
           <w:bCs w:val="0"/>
           <w:i w:val="0"/>
@@ -2884,7 +2887,7 @@
       </w:pPr>
       <w:r>
         <w:rPr>
-          <w:rFonts w:ascii="Noto Naskh Arabic" w:cs="Noto Naskh Arabic" w:eastAsia="Noto Naskh Arabic" w:hAnsi="Noto Naskh Arabic"/>
+          <w:rFonts w:ascii="Noto Serif" w:cs="Noto Naskh Arabic" w:eastAsia="Noto Naskh Arabic" w:hAnsi="Noto Serif"/>
           <w:b w:val="0"/>
           <w:bCs w:val="0"/>
           <w:i w:val="0"/>
@@ -2903,7 +2906,7 @@
       </w:r>
       <w:r>
         <w:rPr>
-          <w:rFonts w:ascii="Noto Naskh Arabic" w:cs="Noto Naskh Arabic" w:eastAsia="Noto Naskh Arabic" w:hAnsi="Noto Naskh Arabic"/>
+          <w:rFonts w:ascii="Noto Serif" w:cs="Noto Naskh Arabic" w:eastAsia="Noto Naskh Arabic" w:hAnsi="Noto Serif"/>
           <w:b w:val="0"/>
           <w:bCs w:val="0"/>
           <w:i w:val="0"/>
@@ -2922,7 +2925,7 @@
       </w:r>
       <w:r>
         <w:rPr>
-          <w:rFonts w:ascii="Noto Naskh Arabic" w:cs="Noto Naskh Arabic" w:eastAsia="Noto Naskh Arabic" w:hAnsi="Noto Naskh Arabic"/>
+          <w:rFonts w:ascii="Noto Serif" w:cs="Noto Naskh Arabic" w:eastAsia="Noto Naskh Arabic" w:hAnsi="Noto Serif"/>
           <w:b w:val="0"/>
           <w:bCs w:val="0"/>
           <w:i w:val="0"/>
@@ -2941,7 +2944,7 @@
       </w:r>
       <w:r>
         <w:rPr>
-          <w:rFonts w:ascii="Noto Naskh Arabic" w:cs="Noto Naskh Arabic" w:eastAsia="Noto Naskh Arabic" w:hAnsi="Noto Naskh Arabic"/>
+          <w:rFonts w:ascii="Noto Serif" w:cs="Noto Naskh Arabic" w:eastAsia="Noto Naskh Arabic" w:hAnsi="Noto Serif"/>
           <w:b w:val="0"/>
           <w:bCs w:val="0"/>
           <w:i w:val="0"/>
@@ -2960,7 +2963,7 @@
       </w:r>
       <w:r>
         <w:rPr>
-          <w:rFonts w:ascii="Noto Naskh Arabic" w:cs="Noto Naskh Arabic" w:eastAsia="Noto Naskh Arabic" w:hAnsi="Noto Naskh Arabic"/>
+          <w:rFonts w:ascii="Noto Serif" w:cs="Noto Naskh Arabic" w:eastAsia="Noto Naskh Arabic" w:hAnsi="Noto Serif"/>
           <w:b w:val="0"/>
           <w:bCs w:val="0"/>
           <w:i w:val="0"/>
@@ -2979,7 +2982,7 @@
       </w:r>
       <w:r>
         <w:rPr>
-          <w:rFonts w:ascii="Noto Naskh Arabic" w:cs="Noto Naskh Arabic" w:eastAsia="Noto Naskh Arabic" w:hAnsi="Noto Naskh Arabic"/>
+          <w:rFonts w:ascii="Noto Serif" w:cs="Noto Naskh Arabic" w:eastAsia="Noto Naskh Arabic" w:hAnsi="Noto Serif"/>
           <w:b w:val="0"/>
           <w:bCs w:val="0"/>
           <w:i w:val="0"/>
@@ -2998,7 +3001,7 @@
       </w:r>
       <w:r>
         <w:rPr>
-          <w:rFonts w:ascii="Noto Naskh Arabic" w:cs="Noto Naskh Arabic" w:eastAsia="Noto Naskh Arabic" w:hAnsi="Noto Naskh Arabic"/>
+          <w:rFonts w:ascii="Noto Serif" w:cs="Noto Naskh Arabic" w:eastAsia="Noto Naskh Arabic" w:hAnsi="Noto Serif"/>
           <w:b w:val="0"/>
           <w:bCs w:val="0"/>
           <w:i w:val="0"/>
@@ -3017,7 +3020,7 @@
       </w:r>
       <w:r>
         <w:rPr>
-          <w:rFonts w:ascii="Noto Naskh Arabic" w:cs="Noto Naskh Arabic" w:eastAsia="Noto Naskh Arabic" w:hAnsi="Noto Naskh Arabic"/>
+          <w:rFonts w:ascii="Noto Serif" w:cs="Noto Naskh Arabic" w:eastAsia="Noto Naskh Arabic" w:hAnsi="Noto Serif"/>
           <w:b w:val="0"/>
           <w:bCs w:val="0"/>
           <w:i w:val="0"/>
@@ -3078,7 +3081,7 @@
       </w:pPr>
       <w:r>
         <w:rPr>
-          <w:rFonts w:ascii="Noto Naskh Arabic" w:cs="Noto Naskh Arabic" w:eastAsia="Noto Naskh Arabic" w:hAnsi="Noto Naskh Arabic"/>
+          <w:rFonts w:ascii="Noto Serif" w:cs="Noto Naskh Arabic" w:eastAsia="Noto Naskh Arabic" w:hAnsi="Noto Serif"/>
           <w:b w:val="0"/>
           <w:bCs w:val="0"/>
           <w:i w:val="0"/>
@@ -3097,7 +3100,7 @@
       </w:r>
       <w:r>
         <w:rPr>
-          <w:rFonts w:ascii="Noto Naskh Arabic" w:cs="Noto Naskh Arabic" w:eastAsia="Noto Naskh Arabic" w:hAnsi="Noto Naskh Arabic"/>
+          <w:rFonts w:ascii="Noto Serif" w:cs="Noto Naskh Arabic" w:eastAsia="Noto Naskh Arabic" w:hAnsi="Noto Serif"/>
           <w:b w:val="0"/>
           <w:bCs w:val="0"/>
           <w:i w:val="0"/>
@@ -3116,7 +3119,7 @@
       </w:r>
       <w:r>
         <w:rPr>
-          <w:rFonts w:ascii="Noto Naskh Arabic" w:cs="Noto Naskh Arabic" w:eastAsia="Noto Naskh Arabic" w:hAnsi="Noto Naskh Arabic"/>
+          <w:rFonts w:ascii="Noto Serif" w:cs="Noto Naskh Arabic" w:eastAsia="Noto Naskh Arabic" w:hAnsi="Noto Serif"/>
           <w:b w:val="0"/>
           <w:bCs w:val="0"/>
           <w:i w:val="0"/>
@@ -3135,7 +3138,7 @@
       </w:r>
       <w:r>
         <w:rPr>
-          <w:rFonts w:ascii="Noto Naskh Arabic" w:cs="Noto Naskh Arabic" w:eastAsia="Noto Naskh Arabic" w:hAnsi="Noto Naskh Arabic"/>
+          <w:rFonts w:ascii="Noto Serif" w:cs="Noto Naskh Arabic" w:eastAsia="Noto Naskh Arabic" w:hAnsi="Noto Serif"/>
           <w:b w:val="0"/>
           <w:bCs w:val="0"/>
           <w:i w:val="0"/>
@@ -3154,7 +3157,7 @@
       </w:r>
       <w:r>
         <w:rPr>
-          <w:rFonts w:ascii="Noto Naskh Arabic" w:cs="Noto Naskh Arabic" w:eastAsia="Noto Naskh Arabic" w:hAnsi="Noto Naskh Arabic"/>
+          <w:rFonts w:ascii="Noto Serif" w:cs="Noto Naskh Arabic" w:eastAsia="Noto Naskh Arabic" w:hAnsi="Noto Serif"/>
           <w:b w:val="0"/>
           <w:bCs w:val="0"/>
           <w:i w:val="0"/>
@@ -3173,7 +3176,7 @@
       </w:r>
       <w:r>
         <w:rPr>
-          <w:rFonts w:ascii="Noto Naskh Arabic" w:cs="Noto Naskh Arabic" w:eastAsia="Noto Naskh Arabic" w:hAnsi="Noto Naskh Arabic"/>
+          <w:rFonts w:ascii="Noto Serif" w:cs="Noto Naskh Arabic" w:eastAsia="Noto Naskh Arabic" w:hAnsi="Noto Serif"/>
           <w:b w:val="0"/>
           <w:bCs w:val="0"/>
           <w:i w:val="0"/>
@@ -3192,7 +3195,7 @@
       </w:r>
       <w:r>
         <w:rPr>
-          <w:rFonts w:ascii="Noto Naskh Arabic" w:cs="Noto Naskh Arabic" w:eastAsia="Noto Naskh Arabic" w:hAnsi="Noto Naskh Arabic"/>
+          <w:rFonts w:ascii="Noto Serif" w:cs="Noto Naskh Arabic" w:eastAsia="Noto Naskh Arabic" w:hAnsi="Noto Serif"/>
           <w:b w:val="0"/>
           <w:bCs w:val="0"/>
           <w:i w:val="0"/>
@@ -3211,7 +3214,7 @@
       </w:r>
       <w:r>
         <w:rPr>
-          <w:rFonts w:ascii="Noto Naskh Arabic" w:cs="Noto Naskh Arabic" w:eastAsia="Noto Naskh Arabic" w:hAnsi="Noto Naskh Arabic"/>
+          <w:rFonts w:ascii="Noto Serif" w:cs="Noto Naskh Arabic" w:eastAsia="Noto Naskh Arabic" w:hAnsi="Noto Serif"/>
           <w:b w:val="0"/>
           <w:bCs w:val="0"/>
           <w:i w:val="0"/>
@@ -3230,7 +3233,7 @@
       </w:r>
       <w:r>
         <w:rPr>
-          <w:rFonts w:ascii="Noto Naskh Arabic" w:cs="Noto Naskh Arabic" w:eastAsia="Noto Naskh Arabic" w:hAnsi="Noto Naskh Arabic"/>
+          <w:rFonts w:ascii="Noto Serif" w:cs="Noto Naskh Arabic" w:eastAsia="Noto Naskh Arabic" w:hAnsi="Noto Serif"/>
           <w:b w:val="0"/>
           <w:bCs w:val="0"/>
           <w:i w:val="0"/>
@@ -3249,7 +3252,7 @@
       </w:r>
       <w:r>
         <w:rPr>
-          <w:rFonts w:ascii="Noto Naskh Arabic" w:cs="Noto Naskh Arabic" w:eastAsia="Noto Naskh Arabic" w:hAnsi="Noto Naskh Arabic"/>
+          <w:rFonts w:ascii="Noto Serif" w:cs="Noto Naskh Arabic" w:eastAsia="Noto Naskh Arabic" w:hAnsi="Noto Serif"/>
           <w:b w:val="0"/>
           <w:bCs w:val="0"/>
           <w:i w:val="0"/>
@@ -3310,7 +3313,7 @@
       </w:pPr>
       <w:r>
         <w:rPr>
-          <w:rFonts w:ascii="Noto Naskh Arabic" w:cs="Noto Naskh Arabic" w:eastAsia="Noto Naskh Arabic" w:hAnsi="Noto Naskh Arabic"/>
+          <w:rFonts w:ascii="Noto Serif" w:cs="Noto Naskh Arabic" w:eastAsia="Noto Naskh Arabic" w:hAnsi="Noto Serif"/>
           <w:b w:val="0"/>
           <w:bCs w:val="0"/>
           <w:i w:val="0"/>
@@ -3329,7 +3332,7 @@
       </w:r>
       <w:r>
         <w:rPr>
-          <w:rFonts w:ascii="Noto Naskh Arabic" w:cs="Noto Naskh Arabic" w:eastAsia="Noto Naskh Arabic" w:hAnsi="Noto Naskh Arabic"/>
+          <w:rFonts w:ascii="Noto Serif" w:cs="Noto Naskh Arabic" w:eastAsia="Noto Naskh Arabic" w:hAnsi="Noto Serif"/>
           <w:b w:val="0"/>
           <w:bCs w:val="0"/>
           <w:i w:val="0"/>
@@ -3348,7 +3351,7 @@
       </w:r>
       <w:r>
         <w:rPr>
-          <w:rFonts w:ascii="Noto Naskh Arabic" w:cs="Noto Naskh Arabic" w:eastAsia="Noto Naskh Arabic" w:hAnsi="Noto Naskh Arabic"/>
+          <w:rFonts w:ascii="Noto Serif" w:cs="Noto Naskh Arabic" w:eastAsia="Noto Naskh Arabic" w:hAnsi="Noto Serif"/>
           <w:b w:val="0"/>
           <w:bCs w:val="0"/>
           <w:i w:val="0"/>
@@ -3367,7 +3370,7 @@
       </w:r>
       <w:r>
         <w:rPr>
-          <w:rFonts w:ascii="Noto Naskh Arabic" w:cs="Noto Naskh Arabic" w:eastAsia="Noto Naskh Arabic" w:hAnsi="Noto Naskh Arabic"/>
+          <w:rFonts w:ascii="Noto Serif" w:cs="Noto Naskh Arabic" w:eastAsia="Noto Naskh Arabic" w:hAnsi="Noto Serif"/>
           <w:b w:val="0"/>
           <w:bCs w:val="0"/>
           <w:i w:val="0"/>
@@ -3386,7 +3389,7 @@
       </w:r>
       <w:r>
         <w:rPr>
-          <w:rFonts w:ascii="Noto Naskh Arabic" w:cs="Noto Naskh Arabic" w:eastAsia="Noto Naskh Arabic" w:hAnsi="Noto Naskh Arabic"/>
+          <w:rFonts w:ascii="Noto Serif" w:cs="Noto Naskh Arabic" w:eastAsia="Noto Naskh Arabic" w:hAnsi="Noto Serif"/>
           <w:b w:val="0"/>
           <w:bCs w:val="0"/>
           <w:i w:val="0"/>
@@ -3405,7 +3408,7 @@
       </w:r>
       <w:r>
         <w:rPr>
-          <w:rFonts w:ascii="Noto Naskh Arabic" w:cs="Noto Naskh Arabic" w:eastAsia="Noto Naskh Arabic" w:hAnsi="Noto Naskh Arabic"/>
+          <w:rFonts w:ascii="Noto Serif" w:cs="Noto Naskh Arabic" w:eastAsia="Noto Naskh Arabic" w:hAnsi="Noto Serif"/>
           <w:b w:val="0"/>
           <w:bCs w:val="0"/>
           <w:i w:val="0"/>
@@ -3424,7 +3427,7 @@
       </w:r>
       <w:r>
         <w:rPr>
-          <w:rFonts w:ascii="Noto Naskh Arabic" w:cs="Noto Naskh Arabic" w:eastAsia="Noto Naskh Arabic" w:hAnsi="Noto Naskh Arabic"/>
+          <w:rFonts w:ascii="Noto Serif" w:cs="Noto Naskh Arabic" w:eastAsia="Noto Naskh Arabic" w:hAnsi="Noto Serif"/>
           <w:b w:val="0"/>
           <w:bCs w:val="0"/>
           <w:i w:val="0"/>
@@ -3443,7 +3446,7 @@
       </w:r>
       <w:r>
         <w:rPr>
-          <w:rFonts w:ascii="Noto Naskh Arabic" w:cs="Noto Naskh Arabic" w:eastAsia="Noto Naskh Arabic" w:hAnsi="Noto Naskh Arabic"/>
+          <w:rFonts w:ascii="Noto Serif" w:cs="Noto Naskh Arabic" w:eastAsia="Noto Naskh Arabic" w:hAnsi="Noto Serif"/>
           <w:b w:val="0"/>
           <w:bCs w:val="0"/>
           <w:i w:val="0"/>
@@ -3462,7 +3465,7 @@
       </w:r>
       <w:r>
         <w:rPr>
-          <w:rFonts w:ascii="Noto Naskh Arabic" w:cs="Noto Naskh Arabic" w:eastAsia="Noto Naskh Arabic" w:hAnsi="Noto Naskh Arabic"/>
+          <w:rFonts w:ascii="Noto Serif" w:cs="Noto Naskh Arabic" w:eastAsia="Noto Naskh Arabic" w:hAnsi="Noto Serif"/>
           <w:b w:val="0"/>
           <w:bCs w:val="0"/>
           <w:i w:val="0"/>
@@ -3481,7 +3484,7 @@
       </w:r>
       <w:r>
         <w:rPr>
-          <w:rFonts w:ascii="Noto Naskh Arabic" w:cs="Noto Naskh Arabic" w:eastAsia="Noto Naskh Arabic" w:hAnsi="Noto Naskh Arabic"/>
+          <w:rFonts w:ascii="Noto Serif" w:cs="Noto Naskh Arabic" w:eastAsia="Noto Naskh Arabic" w:hAnsi="Noto Serif"/>
           <w:b w:val="0"/>
           <w:bCs w:val="0"/>
           <w:i w:val="0"/>
@@ -3500,7 +3503,7 @@
       </w:r>
       <w:r>
         <w:rPr>
-          <w:rFonts w:ascii="Noto Naskh Arabic" w:cs="Noto Naskh Arabic" w:eastAsia="Noto Naskh Arabic" w:hAnsi="Noto Naskh Arabic"/>
+          <w:rFonts w:ascii="Noto Serif" w:cs="Noto Naskh Arabic" w:eastAsia="Noto Naskh Arabic" w:hAnsi="Noto Serif"/>
           <w:b w:val="0"/>
           <w:bCs w:val="0"/>
           <w:i w:val="0"/>
@@ -3519,7 +3522,7 @@
       </w:r>
       <w:r>
         <w:rPr>
-          <w:rFonts w:ascii="Noto Naskh Arabic" w:cs="Noto Naskh Arabic" w:eastAsia="Noto Naskh Arabic" w:hAnsi="Noto Naskh Arabic"/>
+          <w:rFonts w:ascii="Noto Serif" w:cs="Noto Naskh Arabic" w:eastAsia="Noto Naskh Arabic" w:hAnsi="Noto Serif"/>
           <w:b w:val="0"/>
           <w:bCs w:val="0"/>
           <w:i w:val="0"/>
@@ -3538,7 +3541,7 @@
       </w:r>
       <w:r>
         <w:rPr>
-          <w:rFonts w:ascii="Noto Naskh Arabic" w:cs="Noto Naskh Arabic" w:eastAsia="Noto Naskh Arabic" w:hAnsi="Noto Naskh Arabic"/>
+          <w:rFonts w:ascii="Noto Serif" w:cs="Noto Naskh Arabic" w:eastAsia="Noto Naskh Arabic" w:hAnsi="Noto Serif"/>
           <w:b w:val="0"/>
           <w:bCs w:val="0"/>
           <w:i w:val="0"/>
@@ -3557,7 +3560,7 @@
       </w:r>
       <w:r>
         <w:rPr>
-          <w:rFonts w:ascii="Noto Naskh Arabic" w:cs="Noto Naskh Arabic" w:eastAsia="Noto Naskh Arabic" w:hAnsi="Noto Naskh Arabic"/>
+          <w:rFonts w:ascii="Noto Serif" w:cs="Noto Naskh Arabic" w:eastAsia="Noto Naskh Arabic" w:hAnsi="Noto Serif"/>
           <w:b w:val="0"/>
           <w:bCs w:val="0"/>
           <w:i w:val="0"/>
@@ -3576,7 +3579,7 @@
       </w:r>
       <w:r>
         <w:rPr>
-          <w:rFonts w:ascii="Noto Naskh Arabic" w:cs="Noto Naskh Arabic" w:eastAsia="Noto Naskh Arabic" w:hAnsi="Noto Naskh Arabic"/>
+          <w:rFonts w:ascii="Noto Serif" w:cs="Noto Naskh Arabic" w:eastAsia="Noto Naskh Arabic" w:hAnsi="Noto Serif"/>
           <w:b w:val="0"/>
           <w:bCs w:val="0"/>
           <w:i w:val="0"/>
@@ -3595,7 +3598,7 @@
       </w:r>
       <w:r>
         <w:rPr>
-          <w:rFonts w:ascii="Noto Naskh Arabic" w:cs="Noto Naskh Arabic" w:eastAsia="Noto Naskh Arabic" w:hAnsi="Noto Naskh Arabic"/>
+          <w:rFonts w:ascii="Noto Serif" w:cs="Noto Naskh Arabic" w:eastAsia="Noto Naskh Arabic" w:hAnsi="Noto Serif"/>
           <w:b w:val="0"/>
           <w:bCs w:val="0"/>
           <w:i w:val="0"/>
@@ -3614,7 +3617,7 @@
       </w:r>
       <w:r>
         <w:rPr>
-          <w:rFonts w:ascii="Noto Naskh Arabic" w:cs="Noto Naskh Arabic" w:eastAsia="Noto Naskh Arabic" w:hAnsi="Noto Naskh Arabic"/>
+          <w:rFonts w:ascii="Noto Serif" w:cs="Noto Naskh Arabic" w:eastAsia="Noto Naskh Arabic" w:hAnsi="Noto Serif"/>
           <w:b w:val="0"/>
           <w:bCs w:val="0"/>
           <w:i w:val="0"/>
@@ -3633,7 +3636,7 @@
       </w:r>
       <w:r>
         <w:rPr>
-          <w:rFonts w:ascii="Noto Naskh Arabic" w:cs="Noto Naskh Arabic" w:eastAsia="Noto Naskh Arabic" w:hAnsi="Noto Naskh Arabic"/>
+          <w:rFonts w:ascii="Noto Serif" w:cs="Noto Naskh Arabic" w:eastAsia="Noto Naskh Arabic" w:hAnsi="Noto Serif"/>
           <w:b w:val="0"/>
           <w:bCs w:val="0"/>
           <w:i w:val="0"/>
@@ -3652,7 +3655,7 @@
       </w:r>
       <w:r>
         <w:rPr>
-          <w:rFonts w:ascii="Noto Naskh Arabic" w:cs="Noto Naskh Arabic" w:eastAsia="Noto Naskh Arabic" w:hAnsi="Noto Naskh Arabic"/>
+          <w:rFonts w:ascii="Noto Serif" w:cs="Noto Naskh Arabic" w:eastAsia="Noto Naskh Arabic" w:hAnsi="Noto Serif"/>
           <w:b w:val="0"/>
           <w:bCs w:val="0"/>
           <w:i w:val="0"/>
@@ -3671,7 +3674,7 @@
       </w:r>
       <w:r>
         <w:rPr>
-          <w:rFonts w:ascii="Noto Naskh Arabic" w:cs="Noto Naskh Arabic" w:eastAsia="Noto Naskh Arabic" w:hAnsi="Noto Naskh Arabic"/>
+          <w:rFonts w:ascii="Noto Serif" w:cs="Noto Naskh Arabic" w:eastAsia="Noto Naskh Arabic" w:hAnsi="Noto Serif"/>
           <w:b w:val="0"/>
           <w:bCs w:val="0"/>
           <w:i w:val="0"/>
@@ -3732,7 +3735,7 @@
       </w:pPr>
       <w:r>
         <w:rPr>
-          <w:rFonts w:ascii="Noto Naskh Arabic" w:cs="Noto Naskh Arabic" w:eastAsia="Noto Naskh Arabic" w:hAnsi="Noto Naskh Arabic"/>
+          <w:rFonts w:ascii="Noto Serif" w:cs="Noto Naskh Arabic" w:eastAsia="Noto Naskh Arabic" w:hAnsi="Noto Serif"/>
           <w:b w:val="0"/>
           <w:bCs w:val="0"/>
           <w:i w:val="0"/>
@@ -3751,7 +3754,7 @@
       </w:r>
       <w:r>
         <w:rPr>
-          <w:rFonts w:ascii="Noto Naskh Arabic" w:cs="Noto Naskh Arabic" w:eastAsia="Noto Naskh Arabic" w:hAnsi="Noto Naskh Arabic"/>
+          <w:rFonts w:ascii="Noto Serif" w:cs="Noto Naskh Arabic" w:eastAsia="Noto Naskh Arabic" w:hAnsi="Noto Serif"/>
           <w:b w:val="0"/>
           <w:bCs w:val="0"/>
           <w:i w:val="0"/>
@@ -3770,7 +3773,7 @@
       </w:r>
       <w:r>
         <w:rPr>
-          <w:rFonts w:ascii="Noto Naskh Arabic" w:cs="Noto Naskh Arabic" w:eastAsia="Noto Naskh Arabic" w:hAnsi="Noto Naskh Arabic"/>
+          <w:rFonts w:ascii="Noto Serif" w:cs="Noto Naskh Arabic" w:eastAsia="Noto Naskh Arabic" w:hAnsi="Noto Serif"/>
           <w:b w:val="0"/>
           <w:bCs w:val="0"/>
           <w:i w:val="0"/>
@@ -3789,7 +3792,7 @@
       </w:r>
       <w:r>
         <w:rPr>
-          <w:rFonts w:ascii="Noto Naskh Arabic" w:cs="Noto Naskh Arabic" w:eastAsia="Noto Naskh Arabic" w:hAnsi="Noto Naskh Arabic"/>
+          <w:rFonts w:ascii="Noto Serif" w:cs="Noto Naskh Arabic" w:eastAsia="Noto Naskh Arabic" w:hAnsi="Noto Serif"/>
           <w:b w:val="0"/>
           <w:bCs w:val="0"/>
           <w:i w:val="0"/>
@@ -3846,7 +3849,7 @@
       <w:ind w:left="0" w:right="0" w:firstLine="0"/>
       <w:jc w:val="left"/>
       <w:rPr>
-        <w:rFonts w:ascii="Arial" w:cs="Arial" w:eastAsia="Arial" w:hAnsi="Arial"/>
+        <w:rFonts w:ascii="Noto Serif" w:cs="Arial" w:eastAsia="Arial" w:hAnsi="Noto Serif"/>
         <w:b w:val="0"/>
         <w:bCs w:val="0"/>
         <w:i w:val="0"/>
@@ -3868,7 +3871,7 @@
     </w:r>
     <w:r>
       <w:rPr>
-        <w:rFonts w:ascii="Arial" w:cs="Arial" w:eastAsia="Arial" w:hAnsi="Arial"/>
+        <w:rFonts w:ascii="Noto Serif" w:cs="Arial" w:eastAsia="Arial" w:hAnsi="Noto Serif"/>
         <w:b w:val="0"/>
         <w:bCs w:val="0"/>
         <w:i w:val="0"/>
@@ -3887,7 +3890,7 @@
     </w:r>
     <w:r>
       <w:rPr>
-        <w:rFonts w:ascii="Arial" w:cs="Arial" w:eastAsia="Arial" w:hAnsi="Arial"/>
+        <w:rFonts w:ascii="Noto Serif" w:cs="Arial" w:eastAsia="Arial" w:hAnsi="Noto Serif"/>
         <w:b w:val="0"/>
         <w:bCs w:val="0"/>
         <w:i w:val="0"/>
@@ -3906,7 +3909,7 @@
     </w:r>
     <w:r>
       <w:rPr>
-        <w:rFonts w:ascii="Arial" w:cs="Arial" w:eastAsia="Arial" w:hAnsi="Arial"/>
+        <w:rFonts w:ascii="Noto Serif" w:cs="Arial" w:eastAsia="Arial" w:hAnsi="Noto Serif"/>
         <w:b w:val="0"/>
         <w:bCs w:val="0"/>
         <w:i w:val="0"/>
@@ -3925,7 +3928,7 @@
     </w:r>
     <w:r>
       <w:rPr>
-        <w:rFonts w:ascii="Arial" w:cs="Arial" w:eastAsia="Arial" w:hAnsi="Arial"/>
+        <w:rFonts w:ascii="Noto Serif" w:cs="Arial" w:eastAsia="Arial" w:hAnsi="Noto Serif"/>
         <w:b w:val="0"/>
         <w:bCs w:val="0"/>
         <w:i w:val="0"/>
@@ -3944,7 +3947,7 @@
     </w:r>
     <w:r>
       <w:rPr>
-        <w:rFonts w:ascii="Arial" w:cs="Arial" w:eastAsia="Arial" w:hAnsi="Arial"/>
+        <w:rFonts w:ascii="Noto Serif" w:cs="Arial" w:eastAsia="Arial" w:hAnsi="Noto Serif"/>
         <w:b w:val="0"/>
         <w:bCs w:val="0"/>
         <w:i w:val="0"/>
@@ -3963,7 +3966,7 @@
     </w:r>
     <w:r>
       <w:rPr>
-        <w:rFonts w:ascii="Arial" w:cs="Arial" w:eastAsia="Arial" w:hAnsi="Arial"/>
+        <w:rFonts w:ascii="Noto Serif" w:cs="Arial" w:eastAsia="Arial" w:hAnsi="Noto Serif"/>
         <w:b w:val="0"/>
         <w:bCs w:val="0"/>
         <w:i w:val="0"/>
@@ -3982,7 +3985,7 @@
     </w:r>
     <w:r>
       <w:rPr>
-        <w:rFonts w:ascii="Arial" w:cs="Arial" w:eastAsia="Arial" w:hAnsi="Arial"/>
+        <w:rFonts w:ascii="Noto Serif" w:cs="Arial" w:eastAsia="Arial" w:hAnsi="Noto Serif"/>
         <w:b w:val="0"/>
         <w:bCs w:val="0"/>
         <w:i w:val="0"/>
@@ -4001,7 +4004,7 @@
     </w:r>
     <w:r>
       <w:rPr>
-        <w:rFonts w:ascii="Arial" w:cs="Arial" w:eastAsia="Arial" w:hAnsi="Arial"/>
+        <w:rFonts w:ascii="Noto Serif" w:cs="Arial" w:eastAsia="Arial" w:hAnsi="Noto Serif"/>
         <w:b w:val="0"/>
         <w:bCs w:val="0"/>
         <w:i w:val="0"/>
@@ -4165,7 +4168,7 @@
                                 </w:pPr>
                                 <w:r>
                                   <w:rPr>
-                                    <w:rFonts w:ascii="Arial" w:cs="Arial" w:eastAsia="Arial" w:hAnsi="Arial"/>
+                                    <w:rFonts w:ascii="Noto Serif" w:cs="Arial" w:eastAsia="Arial" w:hAnsi="Noto Serif"/>
                                     <w:b w:val="0"/>
                                     <w:i w:val="0"/>
                                     <w:smallCaps w:val="0"/>
@@ -4217,7 +4220,7 @@
                                 </w:pPr>
                                 <w:r>
                                   <w:rPr>
-                                    <w:rFonts w:ascii="Arial" w:cs="Arial" w:eastAsia="Arial" w:hAnsi="Arial"/>
+                                    <w:rFonts w:ascii="Noto Serif" w:cs="Arial" w:eastAsia="Arial" w:hAnsi="Noto Serif"/>
                                     <w:b w:val="0"/>
                                     <w:i w:val="0"/>
                                     <w:smallCaps w:val="0"/>
@@ -4402,7 +4405,7 @@
       <w:ind w:left="0" w:right="0" w:firstLine="0"/>
       <w:jc w:val="left"/>
       <w:rPr>
-        <w:rFonts w:ascii="Arial" w:cs="Arial" w:eastAsia="Arial" w:hAnsi="Arial"/>
+        <w:rFonts w:ascii="Noto Serif" w:cs="Arial" w:eastAsia="Arial" w:hAnsi="Noto Serif"/>
         <w:b w:val="0"/>
         <w:bCs w:val="0"/>
         <w:i w:val="0"/>
@@ -4419,7 +4422,7 @@
     </w:pPr>
     <w:r>
       <w:rPr>
-        <w:rFonts w:ascii="Arial" w:cs="Arial" w:eastAsia="Arial" w:hAnsi="Arial"/>
+        <w:rFonts w:ascii="Noto Serif" w:cs="Arial" w:eastAsia="Arial" w:hAnsi="Noto Serif"/>
         <w:b w:val="0"/>
         <w:bCs w:val="0"/>
         <w:i w:val="0"/>
@@ -4443,7 +4446,7 @@
     </w:r>
     <w:r>
       <w:rPr>
-        <w:rFonts w:ascii="Arial" w:cs="Arial" w:eastAsia="Arial" w:hAnsi="Arial"/>
+        <w:rFonts w:ascii="Noto Serif" w:cs="Arial" w:eastAsia="Arial" w:hAnsi="Noto Serif"/>
         <w:b w:val="0"/>
         <w:bCs w:val="0"/>
         <w:i w:val="0"/>
@@ -4462,7 +4465,7 @@
     </w:r>
     <w:r>
       <w:rPr>
-        <w:rFonts w:ascii="Arial" w:cs="Arial" w:eastAsia="Arial" w:hAnsi="Arial"/>
+        <w:rFonts w:ascii="Noto Serif" w:cs="Arial" w:eastAsia="Arial" w:hAnsi="Noto Serif"/>
         <w:b w:val="0"/>
         <w:bCs w:val="0"/>
         <w:i w:val="0"/>
@@ -4481,7 +4484,7 @@
     </w:r>
     <w:r>
       <w:rPr>
-        <w:rFonts w:ascii="Arial" w:cs="Arial" w:eastAsia="Arial" w:hAnsi="Arial"/>
+        <w:rFonts w:ascii="Noto Serif" w:cs="Arial" w:eastAsia="Arial" w:hAnsi="Noto Serif"/>
         <w:b w:val="0"/>
         <w:bCs w:val="0"/>
         <w:i w:val="0"/>
@@ -4500,7 +4503,7 @@
     </w:r>
     <w:r>
       <w:rPr>
-        <w:rFonts w:ascii="Arial" w:cs="Arial" w:eastAsia="Arial" w:hAnsi="Arial"/>
+        <w:rFonts w:ascii="Noto Serif" w:cs="Arial" w:eastAsia="Arial" w:hAnsi="Noto Serif"/>
         <w:b w:val="0"/>
         <w:bCs w:val="0"/>
         <w:i w:val="0"/>
@@ -4519,7 +4522,7 @@
     </w:r>
     <w:r>
       <w:rPr>
-        <w:rFonts w:ascii="Arial" w:cs="Arial" w:eastAsia="Arial" w:hAnsi="Arial"/>
+        <w:rFonts w:ascii="Noto Serif" w:cs="Arial" w:eastAsia="Arial" w:hAnsi="Noto Serif"/>
         <w:b w:val="0"/>
         <w:bCs w:val="0"/>
         <w:i w:val="0"/>
@@ -4538,7 +4541,7 @@
     </w:r>
     <w:r>
       <w:rPr>
-        <w:rFonts w:ascii="Arial" w:cs="Arial" w:eastAsia="Arial" w:hAnsi="Arial"/>
+        <w:rFonts w:ascii="Noto Serif" w:cs="Arial" w:eastAsia="Arial" w:hAnsi="Noto Serif"/>
         <w:b w:val="0"/>
         <w:bCs w:val="0"/>
         <w:i w:val="0"/>
@@ -4557,7 +4560,7 @@
     </w:r>
     <w:r>
       <w:rPr>
-        <w:rFonts w:ascii="Arial" w:cs="Arial" w:eastAsia="Arial" w:hAnsi="Arial"/>
+        <w:rFonts w:ascii="Noto Serif" w:cs="Arial" w:eastAsia="Arial" w:hAnsi="Noto Serif"/>
         <w:b w:val="0"/>
         <w:bCs w:val="0"/>
         <w:i w:val="0"/>
@@ -4576,7 +4579,7 @@
     </w:r>
     <w:r>
       <w:rPr>
-        <w:rFonts w:ascii="Arial" w:cs="Arial" w:eastAsia="Arial" w:hAnsi="Arial"/>
+        <w:rFonts w:ascii="Noto Serif" w:cs="Arial" w:eastAsia="Arial" w:hAnsi="Noto Serif"/>
         <w:b w:val="0"/>
         <w:bCs w:val="0"/>
         <w:i w:val="0"/>
@@ -4595,7 +4598,7 @@
     </w:r>
     <w:r>
       <w:rPr>
-        <w:rFonts w:ascii="Arial" w:cs="Arial" w:eastAsia="Arial" w:hAnsi="Arial"/>
+        <w:rFonts w:ascii="Noto Serif" w:cs="Arial" w:eastAsia="Arial" w:hAnsi="Noto Serif"/>
         <w:b w:val="0"/>
         <w:bCs w:val="0"/>
         <w:i w:val="0"/>
@@ -4614,7 +4617,7 @@
     </w:r>
     <w:r>
       <w:rPr>
-        <w:rFonts w:ascii="Arial" w:cs="Arial" w:eastAsia="Arial" w:hAnsi="Arial"/>
+        <w:rFonts w:ascii="Noto Serif" w:cs="Arial" w:eastAsia="Arial" w:hAnsi="Noto Serif"/>
         <w:b w:val="0"/>
         <w:bCs w:val="0"/>
         <w:i w:val="0"/>
@@ -4633,7 +4636,7 @@
     </w:r>
     <w:r>
       <w:rPr>
-        <w:rFonts w:ascii="Arial" w:cs="Arial" w:eastAsia="Arial" w:hAnsi="Arial"/>
+        <w:rFonts w:ascii="Noto Serif" w:cs="Arial" w:eastAsia="Arial" w:hAnsi="Noto Serif"/>
         <w:b w:val="0"/>
         <w:bCs w:val="0"/>
         <w:i w:val="0"/>
@@ -4652,7 +4655,7 @@
     </w:r>
     <w:r>
       <w:rPr>
-        <w:rFonts w:ascii="Arial" w:cs="Arial" w:eastAsia="Arial" w:hAnsi="Arial"/>
+        <w:rFonts w:ascii="Noto Serif" w:cs="Arial" w:eastAsia="Arial" w:hAnsi="Noto Serif"/>
         <w:b w:val="0"/>
         <w:bCs w:val="0"/>
         <w:i w:val="0"/>
@@ -4691,7 +4694,7 @@
       <w:ind w:left="0" w:right="0" w:firstLine="0"/>
       <w:jc w:val="left"/>
       <w:rPr>
-        <w:rFonts w:ascii="Arial" w:cs="Arial" w:eastAsia="Arial" w:hAnsi="Arial"/>
+        <w:rFonts w:ascii="Noto Serif" w:cs="Arial" w:eastAsia="Arial" w:hAnsi="Noto Serif"/>
         <w:sz w:val="20"/>
         <w:szCs w:val="20"/>
       </w:rPr>
@@ -4739,7 +4742,7 @@
       <w:ind w:left="0" w:right="0" w:firstLine="0"/>
       <w:jc w:val="left"/>
       <w:rPr>
-        <w:rFonts w:ascii="Times New Roman" w:cs="Times New Roman" w:eastAsia="Times New Roman" w:hAnsi="Times New Roman"/>
+        <w:rFonts w:ascii="Noto Serif" w:cs="Times New Roman" w:eastAsia="Times New Roman" w:hAnsi="Noto Serif"/>
         <w:b w:val="0"/>
         <w:bCs w:val="0"/>
         <w:i w:val="0"/>
@@ -4756,7 +4759,7 @@
     </w:pPr>
     <w:r>
       <w:rPr>
-        <w:rFonts w:ascii="Times New Roman" w:cs="Times New Roman" w:eastAsia="Times New Roman" w:hAnsi="Times New Roman"/>
+        <w:rFonts w:ascii="Noto Serif" w:cs="Times New Roman" w:eastAsia="Times New Roman" w:hAnsi="Noto Serif"/>
         <w:b w:val="0"/>
         <w:bCs w:val="0"/>
         <w:i w:val="0"/>
@@ -4798,7 +4801,7 @@
       <w:ind w:left="0" w:right="0" w:firstLine="360"/>
       <w:jc w:val="left"/>
       <w:rPr>
-        <w:rFonts w:ascii="Times New Roman" w:cs="Times New Roman" w:eastAsia="Times New Roman" w:hAnsi="Times New Roman"/>
+        <w:rFonts w:ascii="Noto Serif" w:cs="Times New Roman" w:eastAsia="Times New Roman" w:hAnsi="Noto Serif"/>
         <w:b w:val="0"/>
         <w:bCs w:val="0"/>
         <w:i w:val="0"/>
@@ -4984,7 +4987,7 @@
                           </w:pPr>
                           <w:r>
                             <w:rPr>
-                              <w:rFonts w:ascii="Times New Roman" w:cs="Times New Roman" w:eastAsia="Times New Roman" w:hAnsi="Times New Roman"/>
+                              <w:rFonts w:ascii="Noto Serif" w:cs="Times New Roman" w:eastAsia="Times New Roman" w:hAnsi="Noto Serif"/>
                               <w:b w:val="1"/>
                               <w:i w:val="0"/>
                               <w:smallCaps w:val="0"/>
@@ -5006,7 +5009,7 @@
                           </w:pPr>
                           <w:r>
                             <w:rPr>
-                              <w:rFonts w:ascii="Times New Roman" w:cs="Times New Roman" w:eastAsia="Times New Roman" w:hAnsi="Times New Roman"/>
+                              <w:rFonts w:ascii="Noto Serif" w:cs="Times New Roman" w:eastAsia="Times New Roman" w:hAnsi="Noto Serif"/>
                               <w:b w:val="1"/>
                               <w:i w:val="0"/>
                               <w:smallCaps w:val="0"/>
@@ -5018,7 +5021,7 @@
                           </w:r>
                           <w:r>
                             <w:rPr>
-                              <w:rFonts w:ascii="Times New Roman" w:cs="Times New Roman" w:eastAsia="Times New Roman" w:hAnsi="Times New Roman"/>
+                              <w:rFonts w:ascii="Noto Serif" w:cs="Times New Roman" w:eastAsia="Times New Roman" w:hAnsi="Noto Serif"/>
                               <w:b w:val="1"/>
                               <w:i w:val="0"/>
                               <w:smallCaps w:val="0"/>
@@ -5040,7 +5043,7 @@
                           </w:pPr>
                           <w:r>
                             <w:rPr>
-                              <w:rFonts w:ascii="Times New Roman" w:cs="Times New Roman" w:eastAsia="Times New Roman" w:hAnsi="Times New Roman"/>
+                              <w:rFonts w:ascii="Noto Serif" w:cs="Times New Roman" w:eastAsia="Times New Roman" w:hAnsi="Noto Serif"/>
                               <w:b w:val="1"/>
                               <w:i w:val="0"/>
                               <w:smallCaps w:val="0"/>
@@ -5052,7 +5055,7 @@
                           </w:r>
                           <w:r>
                             <w:rPr>
-                              <w:rFonts w:ascii="Times New Roman" w:cs="Times New Roman" w:eastAsia="Times New Roman" w:hAnsi="Times New Roman"/>
+                              <w:rFonts w:ascii="Noto Serif" w:cs="Times New Roman" w:eastAsia="Times New Roman" w:hAnsi="Noto Serif"/>
                               <w:b w:val="1"/>
                               <w:i w:val="0"/>
                               <w:smallCaps w:val="0"/>
@@ -5074,7 +5077,7 @@
                           </w:pPr>
                           <w:r>
                             <w:rPr>
-                              <w:rFonts w:ascii="Times New Roman" w:cs="Times New Roman" w:eastAsia="Times New Roman" w:hAnsi="Times New Roman"/>
+                              <w:rFonts w:ascii="Noto Serif" w:cs="Times New Roman" w:eastAsia="Times New Roman" w:hAnsi="Noto Serif"/>
                               <w:b w:val="1"/>
                               <w:i w:val="0"/>
                               <w:smallCaps w:val="0"/>
@@ -5086,7 +5089,7 @@
                           </w:r>
                           <w:r>
                             <w:rPr>
-                              <w:rFonts w:ascii="Times New Roman" w:cs="Times New Roman" w:eastAsia="Times New Roman" w:hAnsi="Times New Roman"/>
+                              <w:rFonts w:ascii="Noto Serif" w:cs="Times New Roman" w:eastAsia="Times New Roman" w:hAnsi="Noto Serif"/>
                               <w:b w:val="1"/>
                               <w:i w:val="0"/>
                               <w:smallCaps w:val="0"/>
@@ -5108,7 +5111,7 @@
                           </w:pPr>
                           <w:r>
                             <w:rPr>
-                              <w:rFonts w:ascii="Times New Roman" w:cs="Times New Roman" w:eastAsia="Times New Roman" w:hAnsi="Times New Roman"/>
+                              <w:rFonts w:ascii="Noto Serif" w:cs="Times New Roman" w:eastAsia="Times New Roman" w:hAnsi="Noto Serif"/>
                               <w:b w:val="1"/>
                               <w:i w:val="0"/>
                               <w:smallCaps w:val="0"/>
@@ -5120,7 +5123,7 @@
                           </w:r>
                           <w:r>
                             <w:rPr>
-                              <w:rFonts w:ascii="Arial" w:cs="Arial" w:eastAsia="Arial" w:hAnsi="Arial"/>
+                              <w:rFonts w:ascii="Noto Serif" w:cs="Arial" w:eastAsia="Arial" w:hAnsi="Noto Serif"/>
                               <w:b w:val="0"/>
                               <w:i w:val="0"/>
                               <w:smallCaps w:val="0"/>
@@ -5142,7 +5145,7 @@
                           </w:pPr>
                           <w:r>
                             <w:rPr>
-                              <w:rFonts w:ascii="Arial" w:cs="Arial" w:eastAsia="Arial" w:hAnsi="Arial"/>
+                              <w:rFonts w:ascii="Noto Serif" w:cs="Arial" w:eastAsia="Arial" w:hAnsi="Noto Serif"/>
                               <w:b w:val="0"/>
                               <w:i w:val="0"/>
                               <w:smallCaps w:val="0"/>
@@ -5154,7 +5157,7 @@
                           </w:r>
                           <w:r>
                             <w:rPr>
-                              <w:rFonts w:ascii="Arial" w:cs="Arial" w:eastAsia="Arial" w:hAnsi="Arial"/>
+                              <w:rFonts w:ascii="Noto Serif" w:cs="Arial" w:eastAsia="Arial" w:hAnsi="Noto Serif"/>
                               <w:b w:val="0"/>
                               <w:i w:val="0"/>
                               <w:smallCaps w:val="0"/>
@@ -5175,7 +5178,7 @@
                           </w:pPr>
                           <w:r>
                             <w:rPr>
-                              <w:rFonts w:ascii="Arial" w:cs="Arial" w:eastAsia="Arial" w:hAnsi="Arial"/>
+                              <w:rFonts w:ascii="Noto Serif" w:cs="Arial" w:eastAsia="Arial" w:hAnsi="Noto Serif"/>
                               <w:b w:val="0"/>
                               <w:i w:val="0"/>
                               <w:smallCaps w:val="0"/>
@@ -5287,7 +5290,7 @@
                           </w:pPr>
                           <w:r>
                             <w:rPr>
-                              <w:rFonts w:ascii="Times New Roman" w:cs="Times New Roman" w:eastAsia="Times New Roman" w:hAnsi="Times New Roman"/>
+                              <w:rFonts w:ascii="Noto Serif" w:cs="Times New Roman" w:eastAsia="Times New Roman" w:hAnsi="Noto Serif"/>
                               <w:b w:val="1"/>
                               <w:i w:val="0"/>
                               <w:smallCaps w:val="0"/>
@@ -5309,7 +5312,7 @@
                           </w:pPr>
                           <w:r>
                             <w:rPr>
-                              <w:rFonts w:ascii="Times New Roman" w:cs="Times New Roman" w:eastAsia="Times New Roman" w:hAnsi="Times New Roman"/>
+                              <w:rFonts w:ascii="Noto Serif" w:cs="Times New Roman" w:eastAsia="Times New Roman" w:hAnsi="Noto Serif"/>
                               <w:b w:val="1"/>
                               <w:i w:val="0"/>
                               <w:smallCaps w:val="0"/>
@@ -5321,7 +5324,7 @@
                           </w:r>
                           <w:r>
                             <w:rPr>
-                              <w:rFonts w:ascii="Times New Roman" w:cs="Times New Roman" w:eastAsia="Times New Roman" w:hAnsi="Times New Roman"/>
+                              <w:rFonts w:ascii="Noto Serif" w:cs="Times New Roman" w:eastAsia="Times New Roman" w:hAnsi="Noto Serif"/>
                               <w:b w:val="1"/>
                               <w:i w:val="0"/>
                               <w:smallCaps w:val="0"/>
@@ -5343,7 +5346,7 @@
                           </w:pPr>
                           <w:r>
                             <w:rPr>
-                              <w:rFonts w:ascii="Times New Roman" w:cs="Times New Roman" w:eastAsia="Times New Roman" w:hAnsi="Times New Roman"/>
+                              <w:rFonts w:ascii="Noto Serif" w:cs="Times New Roman" w:eastAsia="Times New Roman" w:hAnsi="Noto Serif"/>
                               <w:b w:val="1"/>
                               <w:i w:val="0"/>
                               <w:smallCaps w:val="0"/>
@@ -5355,7 +5358,7 @@
                           </w:r>
                           <w:r>
                             <w:rPr>
-                              <w:rFonts w:ascii="Times New Roman" w:cs="Times New Roman" w:eastAsia="Times New Roman" w:hAnsi="Times New Roman"/>
+                              <w:rFonts w:ascii="Noto Serif" w:cs="Times New Roman" w:eastAsia="Times New Roman" w:hAnsi="Noto Serif"/>
                               <w:b w:val="1"/>
                               <w:i w:val="0"/>
                               <w:smallCaps w:val="0"/>
@@ -5377,7 +5380,7 @@
                           </w:pPr>
                           <w:r>
                             <w:rPr>
-                              <w:rFonts w:ascii="Times New Roman" w:cs="Times New Roman" w:eastAsia="Times New Roman" w:hAnsi="Times New Roman"/>
+                              <w:rFonts w:ascii="Noto Serif" w:cs="Times New Roman" w:eastAsia="Times New Roman" w:hAnsi="Noto Serif"/>
                               <w:b w:val="1"/>
                               <w:i w:val="0"/>
                               <w:smallCaps w:val="0"/>
@@ -5389,7 +5392,7 @@
                           </w:r>
                           <w:r>
                             <w:rPr>
-                              <w:rFonts w:ascii="Times New Roman" w:cs="Times New Roman" w:eastAsia="Times New Roman" w:hAnsi="Times New Roman"/>
+                              <w:rFonts w:ascii="Noto Serif" w:cs="Times New Roman" w:eastAsia="Times New Roman" w:hAnsi="Noto Serif"/>
                               <w:b w:val="1"/>
                               <w:i w:val="0"/>
                               <w:smallCaps w:val="0"/>
@@ -5411,7 +5414,7 @@
                           </w:pPr>
                           <w:r>
                             <w:rPr>
-                              <w:rFonts w:ascii="Times New Roman" w:cs="Times New Roman" w:eastAsia="Times New Roman" w:hAnsi="Times New Roman"/>
+                              <w:rFonts w:ascii="Noto Serif" w:cs="Times New Roman" w:eastAsia="Times New Roman" w:hAnsi="Noto Serif"/>
                               <w:b w:val="1"/>
                               <w:i w:val="0"/>
                               <w:smallCaps w:val="0"/>
@@ -5423,7 +5426,7 @@
                           </w:r>
                           <w:r>
                             <w:rPr>
-                              <w:rFonts w:ascii="Arial" w:cs="Arial" w:eastAsia="Arial" w:hAnsi="Arial"/>
+                              <w:rFonts w:ascii="Noto Serif" w:cs="Arial" w:eastAsia="Arial" w:hAnsi="Noto Serif"/>
                               <w:b w:val="0"/>
                               <w:i w:val="0"/>
                               <w:smallCaps w:val="0"/>
@@ -5445,7 +5448,7 @@
                           </w:pPr>
                           <w:r>
                             <w:rPr>
-                              <w:rFonts w:ascii="Arial" w:cs="Arial" w:eastAsia="Arial" w:hAnsi="Arial"/>
+                              <w:rFonts w:ascii="Noto Serif" w:cs="Arial" w:eastAsia="Arial" w:hAnsi="Noto Serif"/>
                               <w:b w:val="0"/>
                               <w:i w:val="0"/>
                               <w:smallCaps w:val="0"/>
@@ -5457,7 +5460,7 @@
                           </w:r>
                           <w:r>
                             <w:rPr>
-                              <w:rFonts w:ascii="Arial" w:cs="Arial" w:eastAsia="Arial" w:hAnsi="Arial"/>
+                              <w:rFonts w:ascii="Noto Serif" w:cs="Arial" w:eastAsia="Arial" w:hAnsi="Noto Serif"/>
                               <w:b w:val="0"/>
                               <w:i w:val="0"/>
                               <w:smallCaps w:val="0"/>
@@ -5478,7 +5481,7 @@
                           </w:pPr>
                           <w:r>
                             <w:rPr>
-                              <w:rFonts w:ascii="Arial" w:cs="Arial" w:eastAsia="Arial" w:hAnsi="Arial"/>
+                              <w:rFonts w:ascii="Noto Serif" w:cs="Arial" w:eastAsia="Arial" w:hAnsi="Noto Serif"/>
                               <w:b w:val="0"/>
                               <w:i w:val="0"/>
                               <w:smallCaps w:val="0"/>
@@ -5651,7 +5654,7 @@
                           </w:pPr>
                           <w:r>
                             <w:rPr>
-                              <w:rFonts w:ascii="Arial Black" w:cs="Arial Black" w:eastAsia="Arial Black" w:hAnsi="Arial Black"/>
+                              <w:rFonts w:ascii="Noto Serif" w:cs="Arial Black" w:eastAsia="Arial Black" w:hAnsi="Noto Serif"/>
                               <w:b w:val="0"/>
                               <w:i w:val="0"/>
                               <w:smallCaps w:val="0"/>
@@ -5672,7 +5675,7 @@
                           </w:pPr>
                           <w:r>
                             <w:rPr>
-                              <w:rFonts w:ascii="Arial Black" w:cs="Arial Black" w:eastAsia="Arial Black" w:hAnsi="Arial Black"/>
+                              <w:rFonts w:ascii="Noto Serif" w:cs="Arial Black" w:eastAsia="Arial Black" w:hAnsi="Noto Serif"/>
                               <w:b w:val="0"/>
                               <w:i w:val="0"/>
                               <w:smallCaps w:val="0"/>
@@ -5684,7 +5687,7 @@
                           </w:r>
                           <w:r>
                             <w:rPr>
-                              <w:rFonts w:ascii="Times New Roman" w:cs="Times New Roman" w:eastAsia="Times New Roman" w:hAnsi="Times New Roman"/>
+                              <w:rFonts w:ascii="Noto Serif" w:cs="Times New Roman" w:eastAsia="Times New Roman" w:hAnsi="Noto Serif"/>
                               <w:b w:val="0"/>
                               <w:i w:val="0"/>
                               <w:smallCaps w:val="0"/>
@@ -5705,7 +5708,7 @@
                           </w:pPr>
                           <w:r>
                             <w:rPr>
-                              <w:rFonts w:ascii="Times New Roman" w:cs="Times New Roman" w:eastAsia="Times New Roman" w:hAnsi="Times New Roman"/>
+                              <w:rFonts w:ascii="Noto Serif" w:cs="Times New Roman" w:eastAsia="Times New Roman" w:hAnsi="Noto Serif"/>
                               <w:b w:val="0"/>
                               <w:i w:val="0"/>
                               <w:smallCaps w:val="0"/>
@@ -5717,7 +5720,7 @@
                           </w:r>
                           <w:r>
                             <w:rPr>
-                              <w:rFonts w:ascii="Times New Roman" w:cs="Times New Roman" w:eastAsia="Times New Roman" w:hAnsi="Times New Roman"/>
+                              <w:rFonts w:ascii="Noto Serif" w:cs="Times New Roman" w:eastAsia="Times New Roman" w:hAnsi="Noto Serif"/>
                               <w:b w:val="0"/>
                               <w:i w:val="0"/>
                               <w:smallCaps w:val="0"/>
@@ -5738,7 +5741,7 @@
                           </w:pPr>
                           <w:r>
                             <w:rPr>
-                              <w:rFonts w:ascii="Times New Roman" w:cs="Times New Roman" w:eastAsia="Times New Roman" w:hAnsi="Times New Roman"/>
+                              <w:rFonts w:ascii="Noto Serif" w:cs="Times New Roman" w:eastAsia="Times New Roman" w:hAnsi="Noto Serif"/>
                               <w:b w:val="0"/>
                               <w:i w:val="0"/>
                               <w:smallCaps w:val="0"/>
@@ -5750,7 +5753,7 @@
                           </w:r>
                           <w:r>
                             <w:rPr>
-                              <w:rFonts w:ascii="Times New Roman" w:cs="Times New Roman" w:eastAsia="Times New Roman" w:hAnsi="Times New Roman"/>
+                              <w:rFonts w:ascii="Noto Serif" w:cs="Times New Roman" w:eastAsia="Times New Roman" w:hAnsi="Noto Serif"/>
                               <w:b w:val="1"/>
                               <w:i w:val="0"/>
                               <w:smallCaps w:val="0"/>
@@ -5771,7 +5774,7 @@
                           </w:pPr>
                           <w:r>
                             <w:rPr>
-                              <w:rFonts w:ascii="Times New Roman" w:cs="Times New Roman" w:eastAsia="Times New Roman" w:hAnsi="Times New Roman"/>
+                              <w:rFonts w:ascii="Noto Serif" w:cs="Times New Roman" w:eastAsia="Times New Roman" w:hAnsi="Noto Serif"/>
                               <w:b w:val="1"/>
                               <w:i w:val="0"/>
                               <w:smallCaps w:val="0"/>
@@ -5884,7 +5887,7 @@
       <w:spacing w:line="192.00000000000003" w:lineRule="auto"/>
       <w:jc w:val="right"/>
       <w:rPr>
-        <w:rFonts w:ascii="Arial" w:cs="Arial" w:eastAsia="Arial" w:hAnsi="Arial"/>
+        <w:rFonts w:ascii="Noto Serif" w:cs="Arial" w:eastAsia="Arial" w:hAnsi="Noto Serif"/>
       </w:rPr>
     </w:pPr>
     <w:r>
@@ -5899,7 +5902,7 @@
       <w:spacing w:line="192.00000000000003" w:lineRule="auto"/>
       <w:jc w:val="right"/>
       <w:rPr>
-        <w:rFonts w:ascii="Arial" w:cs="Arial" w:eastAsia="Arial" w:hAnsi="Arial"/>
+        <w:rFonts w:ascii="Noto Serif" w:cs="Arial" w:eastAsia="Arial" w:hAnsi="Noto Serif"/>
       </w:rPr>
     </w:pPr>
     <w:r>
@@ -5909,14 +5912,14 @@
     </w:r>
     <w:r>
       <w:rPr>
-        <w:rFonts w:ascii="Arial" w:cs="Arial" w:eastAsia="Arial" w:hAnsi="Arial"/>
+        <w:rFonts w:ascii="Noto Serif" w:cs="Arial" w:eastAsia="Arial" w:hAnsi="Noto Serif"/>
         <w:rtl w:val="0"/>
       </w:rPr>
       <w:t xml:space="preserve">:</w:t>
     </w:r>
     <w:r>
       <w:rPr>
-        <w:rFonts w:ascii="Arial" w:cs="Arial" w:eastAsia="Arial" w:hAnsi="Arial"/>
+        <w:rFonts w:ascii="Noto Serif" w:cs="Arial" w:eastAsia="Arial" w:hAnsi="Noto Serif"/>
         <w:rtl w:val="1"/>
       </w:rPr>
       <w:t xml:space="preserve">ژمارە</w:t>
@@ -5936,21 +5939,21 @@
     </w:r>
     <w:r>
       <w:rPr>
-        <w:rFonts w:ascii="Arial" w:cs="Arial" w:eastAsia="Arial" w:hAnsi="Arial"/>
+        <w:rFonts w:ascii="Noto Serif" w:cs="Arial" w:eastAsia="Arial" w:hAnsi="Noto Serif"/>
         <w:rtl w:val="0"/>
       </w:rPr>
       <w:t xml:space="preserve">:</w:t>
     </w:r>
     <w:r>
       <w:rPr>
-        <w:rFonts w:ascii="Arial" w:cs="Arial" w:eastAsia="Arial" w:hAnsi="Arial"/>
+        <w:rFonts w:ascii="Noto Serif" w:cs="Arial" w:eastAsia="Arial" w:hAnsi="Noto Serif"/>
         <w:rtl w:val="1"/>
       </w:rPr>
       <w:t xml:space="preserve">رێکەوت</w:t>
     </w:r>
     <w:r>
       <w:rPr>
-        <w:rFonts w:ascii="Arial" w:cs="Arial" w:eastAsia="Arial" w:hAnsi="Arial"/>
+        <w:rFonts w:ascii="Noto Serif" w:cs="Arial" w:eastAsia="Arial" w:hAnsi="Noto Serif"/>
         <w:rtl w:val="0"/>
       </w:rPr>
       <w:t xml:space="preserve">   </w:t>
@@ -5991,7 +5994,7 @@
         <w:ind w:left="720" w:hanging="363"/>
       </w:pPr>
       <w:rPr>
-        <w:rFonts w:ascii="Noto Sans Symbols" w:cs="Noto Sans Symbols" w:eastAsia="Noto Sans Symbols" w:hAnsi="Noto Sans Symbols"/>
+        <w:rFonts w:ascii="Noto Serif" w:cs="Noto Sans Symbols" w:eastAsia="Noto Sans Symbols" w:hAnsi="Noto Serif"/>
         <w:vertAlign w:val="baseline"/>
       </w:rPr>
     </w:lvl>
@@ -6004,7 +6007,7 @@
         <w:ind w:left="1440" w:hanging="360"/>
       </w:pPr>
       <w:rPr>
-        <w:rFonts w:ascii="Courier New" w:cs="Courier New" w:eastAsia="Courier New" w:hAnsi="Courier New"/>
+        <w:rFonts w:ascii="Noto Serif" w:cs="Courier New" w:eastAsia="Courier New" w:hAnsi="Noto Serif"/>
         <w:vertAlign w:val="baseline"/>
       </w:rPr>
     </w:lvl>
@@ -6017,7 +6020,7 @@
         <w:ind w:left="2160" w:hanging="360"/>
       </w:pPr>
       <w:rPr>
-        <w:rFonts w:ascii="Noto Sans Symbols" w:cs="Noto Sans Symbols" w:eastAsia="Noto Sans Symbols" w:hAnsi="Noto Sans Symbols"/>
+        <w:rFonts w:ascii="Noto Serif" w:cs="Noto Sans Symbols" w:eastAsia="Noto Sans Symbols" w:hAnsi="Noto Serif"/>
         <w:vertAlign w:val="baseline"/>
       </w:rPr>
     </w:lvl>
@@ -6030,7 +6033,7 @@
         <w:ind w:left="2880" w:hanging="360"/>
       </w:pPr>
       <w:rPr>
-        <w:rFonts w:ascii="Noto Sans Symbols" w:cs="Noto Sans Symbols" w:eastAsia="Noto Sans Symbols" w:hAnsi="Noto Sans Symbols"/>
+        <w:rFonts w:ascii="Noto Serif" w:cs="Noto Sans Symbols" w:eastAsia="Noto Sans Symbols" w:hAnsi="Noto Serif"/>
         <w:vertAlign w:val="baseline"/>
       </w:rPr>
     </w:lvl>
@@ -6043,7 +6046,7 @@
         <w:ind w:left="3600" w:hanging="360"/>
       </w:pPr>
       <w:rPr>
-        <w:rFonts w:ascii="Courier New" w:cs="Courier New" w:eastAsia="Courier New" w:hAnsi="Courier New"/>
+        <w:rFonts w:ascii="Noto Serif" w:cs="Courier New" w:eastAsia="Courier New" w:hAnsi="Noto Serif"/>
         <w:vertAlign w:val="baseline"/>
       </w:rPr>
     </w:lvl>
@@ -6056,7 +6059,7 @@
         <w:ind w:left="4320" w:hanging="360"/>
       </w:pPr>
       <w:rPr>
-        <w:rFonts w:ascii="Noto Sans Symbols" w:cs="Noto Sans Symbols" w:eastAsia="Noto Sans Symbols" w:hAnsi="Noto Sans Symbols"/>
+        <w:rFonts w:ascii="Noto Serif" w:cs="Noto Sans Symbols" w:eastAsia="Noto Sans Symbols" w:hAnsi="Noto Serif"/>
         <w:vertAlign w:val="baseline"/>
       </w:rPr>
     </w:lvl>
@@ -6069,7 +6072,7 @@
         <w:ind w:left="5040" w:hanging="360"/>
       </w:pPr>
       <w:rPr>
-        <w:rFonts w:ascii="Noto Sans Symbols" w:cs="Noto Sans Symbols" w:eastAsia="Noto Sans Symbols" w:hAnsi="Noto Sans Symbols"/>
+        <w:rFonts w:ascii="Noto Serif" w:cs="Noto Sans Symbols" w:eastAsia="Noto Sans Symbols" w:hAnsi="Noto Serif"/>
         <w:vertAlign w:val="baseline"/>
       </w:rPr>
     </w:lvl>
@@ -6082,7 +6085,7 @@
         <w:ind w:left="5760" w:hanging="360"/>
       </w:pPr>
       <w:rPr>
-        <w:rFonts w:ascii="Courier New" w:cs="Courier New" w:eastAsia="Courier New" w:hAnsi="Courier New"/>
+        <w:rFonts w:ascii="Noto Serif" w:cs="Courier New" w:eastAsia="Courier New" w:hAnsi="Noto Serif"/>
         <w:vertAlign w:val="baseline"/>
       </w:rPr>
     </w:lvl>
@@ -6095,7 +6098,7 @@
         <w:ind w:left="6480" w:hanging="360"/>
       </w:pPr>
       <w:rPr>
-        <w:rFonts w:ascii="Noto Sans Symbols" w:cs="Noto Sans Symbols" w:eastAsia="Noto Sans Symbols" w:hAnsi="Noto Sans Symbols"/>
+        <w:rFonts w:ascii="Noto Serif" w:cs="Noto Sans Symbols" w:eastAsia="Noto Sans Symbols" w:hAnsi="Noto Serif"/>
         <w:vertAlign w:val="baseline"/>
       </w:rPr>
     </w:lvl>
@@ -6144,7 +6147,7 @@
       <w:spacing w:before="480" w:lineRule="auto"/>
     </w:pPr>
     <w:rPr>
-      <w:rFonts w:ascii="Cambria" w:cs="Cambria" w:eastAsia="Cambria" w:hAnsi="Cambria"/>
+      <w:rFonts w:ascii="Noto Serif" w:cs="Cambria" w:eastAsia="Cambria" w:hAnsi="Noto Serif"/>
       <w:b w:val="1"/>
       <w:bCs w:val="1"/>
       <w:color w:val="365f91"/>
@@ -6163,7 +6166,7 @@
       <w:jc w:val="right"/>
     </w:pPr>
     <w:rPr>
-      <w:rFonts w:ascii="Times New Roman" w:cs="Times New Roman" w:eastAsia="Times New Roman" w:hAnsi="Times New Roman"/>
+      <w:rFonts w:ascii="Noto Serif" w:cs="Times New Roman" w:eastAsia="Times New Roman" w:hAnsi="Noto Serif"/>
       <w:sz w:val="50"/>
       <w:szCs w:val="50"/>
       <w:vertAlign w:val="baseline"/>
@@ -6197,7 +6200,7 @@
       <w:jc w:val="center"/>
     </w:pPr>
     <w:rPr>
-      <w:rFonts w:ascii="Times New Roman" w:cs="Times New Roman" w:eastAsia="Times New Roman" w:hAnsi="Times New Roman"/>
+      <w:rFonts w:ascii="Noto Serif" w:cs="Times New Roman" w:eastAsia="Times New Roman" w:hAnsi="Noto Serif"/>
       <w:sz w:val="28"/>
       <w:szCs w:val="28"/>
       <w:vertAlign w:val="baseline"/>
@@ -6264,7 +6267,7 @@
       <w:jc w:val="right"/>
     </w:pPr>
     <w:rPr>
-      <w:rFonts w:ascii="Cambria" w:cs="Cambria" w:eastAsia="Cambria" w:hAnsi="Cambria"/>
+      <w:rFonts w:ascii="Noto Serif" w:cs="Cambria" w:eastAsia="Cambria" w:hAnsi="Noto Serif"/>
       <w:i w:val="1"/>
       <w:iCs w:val="1"/>
       <w:color w:val="4f81bd"/>

--- a/backend/documents/letter_templates/eligibility_single.docx
+++ b/backend/documents/letter_templates/eligibility_single.docx
@@ -1,6 +1,6 @@
 
 <file path=word/document.xml><?xml version="1.0" encoding="utf-8"?>
-<w:document xmlns:a="http://schemas.openxmlformats.org/drawingml/2006/main" xmlns:mc="http://schemas.openxmlformats.org/markup-compatibility/2006" xmlns:ns3="urn:schemas-microsoft-com:office:office" xmlns:pic="http://schemas.openxmlformats.org/drawingml/2006/picture" xmlns:r="http://schemas.openxmlformats.org/officeDocument/2006/relationships" xmlns:v="urn:schemas-microsoft-com:vml" xmlns:w="http://schemas.openxmlformats.org/wordprocessingml/2006/main" xmlns:w14="http://schemas.microsoft.com/office/word/2010/wordml" xmlns:wp="http://schemas.openxmlformats.org/drawingml/2006/wordprocessingDrawing" xmlns:wps="http://schemas.microsoft.com/office/word/2010/wordprocessingShape">
+<w:document xmlns:a="http://schemas.openxmlformats.org/drawingml/2006/main" xmlns:mc="http://schemas.openxmlformats.org/markup-compatibility/2006" xmlns:o="urn:schemas-microsoft-com:office:office" xmlns:pic="http://schemas.openxmlformats.org/drawingml/2006/picture" xmlns:r="http://schemas.openxmlformats.org/officeDocument/2006/relationships" xmlns:v="urn:schemas-microsoft-com:vml" xmlns:w="http://schemas.openxmlformats.org/wordprocessingml/2006/main" xmlns:w14="http://schemas.microsoft.com/office/word/2010/wordml" xmlns:wp="http://schemas.openxmlformats.org/drawingml/2006/wordprocessingDrawing" xmlns:wps="http://schemas.microsoft.com/office/word/2010/wordprocessingShape">
   <w:body>
     <w:p>
       <w:pPr>
@@ -13,7 +13,7 @@
       </w:pPr>
       <w:r>
         <w:pict>
-          <v:rect style="width:0.0pt;height:1.5pt" ns3:hr="t" ns3:hrstd="t" ns3:hralign="center" fillcolor="#A0A0A0" stroked="f"/>
+          <v:rect style="width:0.0pt;height:1.5pt" o:hr="t" o:hrstd="t" o:hralign="center" fillcolor="#A0A0A0" stroked="f"/>
         </w:pict>
       </w:r>
       <w:r>
@@ -1785,6 +1785,11 @@
         </w:rPr>
       </w:r>
     </w:p>
+    <w:p/>
+    <w:p/>
+    <w:p/>
+    <w:p/>
+    <w:p/>
     <w:p>
       <w:pPr>
         <w:keepNext w:val="0"/>
@@ -4826,7 +4831,7 @@
 </file>
 
 <file path=word/header1.xml><?xml version="1.0" encoding="utf-8"?>
-<w:hdr xmlns:mc="http://schemas.openxmlformats.org/markup-compatibility/2006" xmlns:o="urn:schemas-microsoft-com:office:office" xmlns:r="http://schemas.openxmlformats.org/officeDocument/2006/relationships" xmlns:m="http://schemas.openxmlformats.org/officeDocument/2006/math" xmlns:v="urn:schemas-microsoft-com:vml" xmlns:wp="http://schemas.openxmlformats.org/drawingml/2006/wordprocessingDrawing" xmlns:w10="urn:schemas-microsoft-com:office:word" xmlns:w="http://schemas.openxmlformats.org/wordprocessingml/2006/main" xmlns:wne="http://schemas.microsoft.com/office/word/2006/wordml" xmlns:sl="http://schemas.openxmlformats.org/schemaLibrary/2006/main" xmlns:a="http://schemas.openxmlformats.org/drawingml/2006/main" xmlns:pic="http://schemas.openxmlformats.org/drawingml/2006/picture" xmlns:c="http://schemas.openxmlformats.org/drawingml/2006/chart" xmlns:lc="http://schemas.openxmlformats.org/drawingml/2006/lockedCanvas" xmlns:dgm="http://schemas.openxmlformats.org/drawingml/2006/diagram" xmlns:wps="http://schemas.microsoft.com/office/word/2010/wordprocessingShape" xmlns:wpg="http://schemas.microsoft.com/office/word/2010/wordprocessingGroup" xmlns:w14="http://schemas.microsoft.com/office/word/2010/wordml" xmlns:w15="http://schemas.microsoft.com/office/word/2012/wordml" xmlns:w16="http://schemas.microsoft.com/office/word/2018/wordml" xmlns:w16cex="http://schemas.microsoft.com/office/word/2018/wordml/cex" xmlns:w16cid="http://schemas.microsoft.com/office/word/2016/wordml/cid" xmlns="http://schemas.microsoft.com/office/tasks/2019/documenttasks" xmlns:cr="http://schemas.microsoft.com/office/comments/2020/reactions">
+<w:hdr xmlns:a="http://schemas.openxmlformats.org/drawingml/2006/main" xmlns:mc="http://schemas.openxmlformats.org/markup-compatibility/2006" xmlns:pic="http://schemas.openxmlformats.org/drawingml/2006/picture" xmlns:r="http://schemas.openxmlformats.org/officeDocument/2006/relationships" xmlns:w="http://schemas.openxmlformats.org/wordprocessingml/2006/main" xmlns:w14="http://schemas.microsoft.com/office/word/2010/wordml" xmlns:wp="http://schemas.openxmlformats.org/drawingml/2006/wordprocessingDrawing" xmlns:wps="http://schemas.microsoft.com/office/word/2010/wordprocessingShape">
   <w:p>
     <w:pPr>
       <w:rPr/>
@@ -5873,31 +5878,6 @@
   </w:p>
   <w:p>
     <w:pPr>
-      <w:rPr/>
-    </w:pPr>
-    <w:r>
-      <w:rPr>
-        <w:rtl w:val="0"/>
-      </w:rPr>
-    </w:r>
-  </w:p>
-  <w:p>
-    <w:pPr>
-      <w:widowControl w:val="0"/>
-      <w:spacing w:line="192.00000000000003" w:lineRule="auto"/>
-      <w:jc w:val="right"/>
-      <w:rPr>
-        <w:rFonts w:ascii="Noto Serif" w:cs="Arial" w:eastAsia="Arial" w:hAnsi="Noto Serif"/>
-      </w:rPr>
-    </w:pPr>
-    <w:r>
-      <w:rPr>
-        <w:rtl w:val="0"/>
-      </w:rPr>
-    </w:r>
-  </w:p>
-  <w:p>
-    <w:pPr>
       <w:widowControl w:val="0"/>
       <w:spacing w:line="192.00000000000003" w:lineRule="auto"/>
       <w:jc w:val="right"/>
